--- a/docs/Пример Главы 3. Проектирование ПП МИН.docx
+++ b/docs/Пример Главы 3. Проектирование ПП МИН.docx
@@ -1,41 +1,14 @@
 
 <file path=word/document.xml><?xml version="1.0" encoding="utf-8"?>
-<w:document xmlns:wpc="http://schemas.microsoft.com/office/word/2010/wordprocessingCanvas" xmlns:cx="http://schemas.microsoft.com/office/drawing/2014/chartex" xmlns:cx1="http://schemas.microsoft.com/office/drawing/2015/9/8/chartex" xmlns:cx2="http://schemas.microsoft.com/office/drawing/2015/10/21/chartex" xmlns:cx3="http://schemas.microsoft.com/office/drawing/2016/5/9/chartex" xmlns:cx4="http://schemas.microsoft.com/office/drawing/2016/5/10/chartex" xmlns:cx5="http://schemas.microsoft.com/office/drawing/2016/5/11/chartex" xmlns:cx6="http://schemas.microsoft.com/office/drawing/2016/5/12/chartex" xmlns:cx7="http://schemas.microsoft.com/office/drawing/2016/5/13/chartex" xmlns:cx8="http://schemas.microsoft.com/office/drawing/2016/5/14/chartex" xmlns:mc="http://schemas.openxmlformats.org/markup-compatibility/2006" xmlns:aink="http://schemas.microsoft.com/office/drawing/2016/ink" xmlns:am3d="http://schemas.microsoft.com/office/drawing/2017/model3d" xmlns:o="urn:schemas-microsoft-com:office:office" xmlns:r="http://schemas.openxmlformats.org/officeDocument/2006/relationships" xmlns:m="http://schemas.openxmlformats.org/officeDocument/2006/math" xmlns:v="urn:schemas-microsoft-com:vml" xmlns:wp14="http://schemas.microsoft.com/office/word/2010/wordprocessingDrawing" xmlns:wp="http://schemas.openxmlformats.org/drawingml/2006/wordprocessingDrawing" xmlns:w10="urn:schemas-microsoft-com:office:word" xmlns:w="http://schemas.openxmlformats.org/wordprocessingml/2006/main" xmlns:w14="http://schemas.microsoft.com/office/word/2010/wordml" xmlns:w15="http://schemas.microsoft.com/office/word/2012/wordml" xmlns:w16cex="http://schemas.microsoft.com/office/word/2018/wordml/cex" xmlns:w16cid="http://schemas.microsoft.com/office/word/2016/wordml/cid" xmlns:w16="http://schemas.microsoft.com/office/word/2018/wordml" xmlns:w16sdtdh="http://schemas.microsoft.com/office/word/2020/wordml/sdtdatahash" xmlns:w16se="http://schemas.microsoft.com/office/word/2015/wordml/symex" xmlns:wpg="http://schemas.microsoft.com/office/word/2010/wordprocessingGroup" xmlns:wpi="http://schemas.microsoft.com/office/word/2010/wordprocessingInk" xmlns:wne="http://schemas.microsoft.com/office/word/2006/wordml" xmlns:wps="http://schemas.microsoft.com/office/word/2010/wordprocessingShape" mc:Ignorable="w14 w15 w16se w16cid w16 w16cex w16sdtdh wp14">
+<w:document xmlns:wpc="http://schemas.microsoft.com/office/word/2010/wordprocessingCanvas" xmlns:cx="http://schemas.microsoft.com/office/drawing/2014/chartex" xmlns:cx1="http://schemas.microsoft.com/office/drawing/2015/9/8/chartex" xmlns:cx2="http://schemas.microsoft.com/office/drawing/2015/10/21/chartex" xmlns:cx3="http://schemas.microsoft.com/office/drawing/2016/5/9/chartex" xmlns:cx4="http://schemas.microsoft.com/office/drawing/2016/5/10/chartex" xmlns:cx5="http://schemas.microsoft.com/office/drawing/2016/5/11/chartex" xmlns:cx6="http://schemas.microsoft.com/office/drawing/2016/5/12/chartex" xmlns:cx7="http://schemas.microsoft.com/office/drawing/2016/5/13/chartex" xmlns:cx8="http://schemas.microsoft.com/office/drawing/2016/5/14/chartex" xmlns:mc="http://schemas.openxmlformats.org/markup-compatibility/2006" xmlns:aink="http://schemas.microsoft.com/office/drawing/2016/ink" xmlns:am3d="http://schemas.microsoft.com/office/drawing/2017/model3d" xmlns:o="urn:schemas-microsoft-com:office:office" xmlns:oel="http://schemas.microsoft.com/office/2019/extlst" xmlns:r="http://schemas.openxmlformats.org/officeDocument/2006/relationships" xmlns:m="http://schemas.openxmlformats.org/officeDocument/2006/math" xmlns:v="urn:schemas-microsoft-com:vml" xmlns:wp14="http://schemas.microsoft.com/office/word/2010/wordprocessingDrawing" xmlns:wp="http://schemas.openxmlformats.org/drawingml/2006/wordprocessingDrawing" xmlns:w10="urn:schemas-microsoft-com:office:word" xmlns:w="http://schemas.openxmlformats.org/wordprocessingml/2006/main" xmlns:w14="http://schemas.microsoft.com/office/word/2010/wordml" xmlns:w15="http://schemas.microsoft.com/office/word/2012/wordml" xmlns:w16cex="http://schemas.microsoft.com/office/word/2018/wordml/cex" xmlns:w16cid="http://schemas.microsoft.com/office/word/2016/wordml/cid" xmlns:w16="http://schemas.microsoft.com/office/word/2018/wordml" xmlns:w16sdtdh="http://schemas.microsoft.com/office/word/2020/wordml/sdtdatahash" xmlns:w16se="http://schemas.microsoft.com/office/word/2015/wordml/symex" xmlns:wpg="http://schemas.microsoft.com/office/word/2010/wordprocessingGroup" xmlns:wpi="http://schemas.microsoft.com/office/word/2010/wordprocessingInk" xmlns:wne="http://schemas.microsoft.com/office/word/2006/wordml" xmlns:wps="http://schemas.microsoft.com/office/word/2010/wordprocessingShape" mc:Ignorable="w14 w15 w16se w16cid w16 w16cex w16sdtdh wp14">
   <w:body>
     <w:p>
       <w:pPr>
         <w:pStyle w:val="1"/>
-        <w:keepNext w:val="0"/>
-        <w:numPr>
-          <w:ilvl w:val="0"/>
-          <w:numId w:val="3"/>
-        </w:numPr>
-        <w:spacing w:after="360" w:line="360" w:lineRule="auto"/>
-        <w:contextualSpacing/>
-        <w:rPr>
-          <w:rFonts w:ascii="Times New Roman" w:hAnsi="Times New Roman" w:cs="Times New Roman"/>
-          <w:b/>
-          <w:bCs/>
-          <w:color w:val="auto"/>
-          <w:spacing w:val="-10"/>
-          <w:kern w:val="28"/>
-          <w:sz w:val="28"/>
-          <w:szCs w:val="28"/>
-        </w:rPr>
       </w:pPr>
       <w:bookmarkStart w:id="0" w:name="_Toc222434547"/>
       <w:bookmarkStart w:id="1" w:name="_Toc222436966"/>
       <w:r>
-        <w:rPr>
-          <w:rFonts w:ascii="Times New Roman" w:hAnsi="Times New Roman" w:cs="Times New Roman"/>
-          <w:b/>
-          <w:bCs/>
-          <w:color w:val="auto"/>
-          <w:spacing w:val="-10"/>
-          <w:kern w:val="28"/>
-          <w:sz w:val="28"/>
-          <w:szCs w:val="28"/>
-        </w:rPr>
         <w:t>Проектирование ПП</w:t>
       </w:r>
       <w:bookmarkEnd w:id="0"/>
@@ -44,60 +17,16 @@
     <w:p>
       <w:pPr>
         <w:pStyle w:val="1"/>
-        <w:keepNext w:val="0"/>
-        <w:spacing w:after="360" w:line="360" w:lineRule="auto"/>
-        <w:ind w:left="1135"/>
-        <w:contextualSpacing/>
-        <w:rPr>
-          <w:rFonts w:ascii="Times New Roman" w:hAnsi="Times New Roman" w:cs="Times New Roman"/>
-          <w:b/>
-          <w:bCs/>
-          <w:color w:val="auto"/>
-          <w:spacing w:val="-10"/>
-          <w:kern w:val="28"/>
-          <w:sz w:val="28"/>
-          <w:szCs w:val="28"/>
-        </w:rPr>
-      </w:pPr>
-      <w:r>
-        <w:rPr>
-          <w:rFonts w:ascii="Times New Roman" w:hAnsi="Times New Roman" w:cs="Times New Roman"/>
-          <w:b/>
-          <w:bCs/>
-          <w:color w:val="auto"/>
-          <w:spacing w:val="-10"/>
-          <w:kern w:val="28"/>
-          <w:sz w:val="28"/>
-          <w:szCs w:val="28"/>
-        </w:rPr>
+      </w:pPr>
+      <w:r>
         <w:t>3.1</w:t>
       </w:r>
       <w:r>
-        <w:rPr>
-          <w:rFonts w:ascii="Times New Roman" w:hAnsi="Times New Roman" w:cs="Times New Roman"/>
-          <w:b/>
-          <w:bCs/>
-          <w:color w:val="auto"/>
-          <w:spacing w:val="-10"/>
-          <w:kern w:val="28"/>
-          <w:sz w:val="28"/>
-          <w:szCs w:val="28"/>
-        </w:rPr>
         <w:t xml:space="preserve"> </w:t>
       </w:r>
       <w:bookmarkStart w:id="2" w:name="_Toc222434548"/>
       <w:bookmarkStart w:id="3" w:name="_Toc222436967"/>
       <w:r>
-        <w:rPr>
-          <w:rFonts w:ascii="Times New Roman" w:hAnsi="Times New Roman" w:cs="Times New Roman"/>
-          <w:b/>
-          <w:bCs/>
-          <w:color w:val="auto"/>
-          <w:spacing w:val="-10"/>
-          <w:kern w:val="28"/>
-          <w:sz w:val="28"/>
-          <w:szCs w:val="28"/>
-        </w:rPr>
         <w:t>Структурная схема ПП</w:t>
       </w:r>
       <w:bookmarkEnd w:id="2"/>
@@ -105,7 +34,7 @@
     </w:p>
     <w:p>
       <w:pPr>
-        <w:spacing w:before="240" w:after="240" w:line="360" w:lineRule="auto"/>
+        <w:spacing w:line="360" w:lineRule="auto"/>
         <w:ind w:firstLine="709"/>
         <w:jc w:val="both"/>
         <w:rPr>
@@ -125,7 +54,7 @@
     </w:p>
     <w:p>
       <w:pPr>
-        <w:spacing w:before="240" w:after="240" w:line="360" w:lineRule="auto"/>
+        <w:spacing w:line="360" w:lineRule="auto"/>
         <w:ind w:firstLine="709"/>
         <w:jc w:val="both"/>
         <w:rPr>
@@ -181,7 +110,7 @@
     </w:p>
     <w:p>
       <w:pPr>
-        <w:spacing w:before="360" w:after="360" w:line="360" w:lineRule="auto"/>
+        <w:spacing w:line="360" w:lineRule="auto"/>
         <w:ind w:firstLine="709"/>
         <w:jc w:val="both"/>
         <w:rPr>
@@ -224,7 +153,7 @@
           <w:ilvl w:val="0"/>
           <w:numId w:val="4"/>
         </w:numPr>
-        <w:spacing w:before="240" w:after="240" w:line="360" w:lineRule="auto"/>
+        <w:spacing w:line="360" w:lineRule="auto"/>
         <w:ind w:left="0" w:firstLine="709"/>
         <w:jc w:val="both"/>
         <w:rPr>
@@ -249,7 +178,7 @@
           <w:ilvl w:val="0"/>
           <w:numId w:val="4"/>
         </w:numPr>
-        <w:spacing w:before="240" w:after="240" w:line="360" w:lineRule="auto"/>
+        <w:spacing w:line="360" w:lineRule="auto"/>
         <w:ind w:left="0" w:firstLine="709"/>
         <w:jc w:val="both"/>
         <w:rPr>
@@ -274,7 +203,7 @@
           <w:ilvl w:val="0"/>
           <w:numId w:val="4"/>
         </w:numPr>
-        <w:spacing w:before="240" w:after="240" w:line="360" w:lineRule="auto"/>
+        <w:spacing w:line="360" w:lineRule="auto"/>
         <w:ind w:left="0" w:firstLine="709"/>
         <w:jc w:val="both"/>
         <w:rPr>
@@ -299,7 +228,7 @@
           <w:ilvl w:val="0"/>
           <w:numId w:val="4"/>
         </w:numPr>
-        <w:spacing w:before="240" w:after="240" w:line="360" w:lineRule="auto"/>
+        <w:spacing w:line="360" w:lineRule="auto"/>
         <w:ind w:left="0" w:firstLine="709"/>
         <w:jc w:val="both"/>
         <w:rPr>
@@ -324,7 +253,7 @@
           <w:ilvl w:val="0"/>
           <w:numId w:val="4"/>
         </w:numPr>
-        <w:spacing w:before="240" w:after="240" w:line="360" w:lineRule="auto"/>
+        <w:spacing w:line="360" w:lineRule="auto"/>
         <w:ind w:left="0" w:firstLine="709"/>
         <w:jc w:val="both"/>
         <w:rPr>
@@ -344,9 +273,9 @@
     </w:p>
     <w:p>
       <w:pPr>
-        <w:spacing w:before="240" w:after="240" w:line="360" w:lineRule="auto"/>
-        <w:ind w:firstLine="567"/>
-        <w:jc w:val="center"/>
+        <w:spacing w:line="360" w:lineRule="auto"/>
+        <w:ind w:firstLine="709"/>
+        <w:jc w:val="both"/>
         <w:rPr>
           <w:noProof/>
           <w:sz w:val="28"/>
@@ -356,8 +285,9 @@
     </w:p>
     <w:p>
       <w:pPr>
-        <w:spacing w:before="240" w:after="240" w:line="360" w:lineRule="auto"/>
-        <w:jc w:val="center"/>
+        <w:spacing w:line="360" w:lineRule="auto"/>
+        <w:ind w:firstLine="709"/>
+        <w:jc w:val="both"/>
         <w:rPr>
           <w:noProof/>
           <w:sz w:val="28"/>
@@ -384,7 +314,7 @@
     </w:p>
     <w:p>
       <w:pPr>
-        <w:spacing w:before="240" w:after="240" w:line="360" w:lineRule="auto"/>
+        <w:spacing w:line="360" w:lineRule="auto"/>
         <w:ind w:firstLine="709"/>
         <w:jc w:val="both"/>
         <w:rPr>
@@ -404,7 +334,7 @@
     </w:p>
     <w:p>
       <w:pPr>
-        <w:spacing w:before="240" w:after="240" w:line="360" w:lineRule="auto"/>
+        <w:spacing w:line="360" w:lineRule="auto"/>
         <w:ind w:firstLine="709"/>
         <w:jc w:val="both"/>
         <w:rPr>
@@ -427,7 +357,7 @@
           <w:sz w:val="28"/>
           <w:szCs w:val="28"/>
         </w:rPr>
-        <w:t xml:space="preserve">, </w:t>
+        <w:t xml:space="preserve">, вводим бюджет. </w:t>
       </w:r>
       <w:r>
         <w:rPr>
@@ -435,41 +365,46 @@
           <w:sz w:val="28"/>
           <w:szCs w:val="28"/>
         </w:rPr>
-        <w:t xml:space="preserve">вводим </w:t>
-      </w:r>
-      <w:r>
+        <w:t>Далее система генерирует меню на неделю. После генерации пользователь может редактировать меню (заменять, добавлять или удалять блюда). Затем система автоматически рассчитывает стоимость и КБЖУ, а также формирует список покупок.</w:t>
+      </w:r>
+    </w:p>
+    <w:p>
+      <w:pPr>
+        <w:spacing w:line="360" w:lineRule="auto"/>
+        <w:ind w:firstLine="709"/>
+        <w:jc w:val="both"/>
         <w:rPr>
           <w:noProof/>
           <w:sz w:val="28"/>
           <w:szCs w:val="28"/>
         </w:rPr>
-        <w:lastRenderedPageBreak/>
-        <w:t xml:space="preserve">бюджет. </w:t>
-      </w:r>
-      <w:r>
+      </w:pPr>
+    </w:p>
+    <w:p>
+      <w:pPr>
+        <w:spacing w:line="360" w:lineRule="auto"/>
+        <w:ind w:firstLine="709"/>
+        <w:jc w:val="both"/>
         <w:rPr>
           <w:noProof/>
           <w:sz w:val="28"/>
           <w:szCs w:val="28"/>
         </w:rPr>
-        <w:t>Далее система генерирует меню на неделю. После генерации пользователь может редактировать меню (заменять, добавлять или удалять блюда). Затем система автоматически рассчитывает стоимость и КБЖУ, а также формирует список покупок.</w:t>
-      </w:r>
-    </w:p>
-    <w:p>
-      <w:pPr>
-        <w:spacing w:before="240" w:after="240" w:line="360" w:lineRule="auto"/>
-        <w:jc w:val="center"/>
+      </w:pPr>
+      <w:r>
         <w:rPr>
           <w:noProof/>
           <w:sz w:val="28"/>
           <w:szCs w:val="28"/>
         </w:rPr>
-      </w:pPr>
-    </w:p>
-    <w:p>
-      <w:pPr>
-        <w:spacing w:before="240" w:after="240" w:line="360" w:lineRule="auto"/>
-        <w:jc w:val="center"/>
+        <w:t>Рисунок 2 – Диаграмма деятельности</w:t>
+      </w:r>
+    </w:p>
+    <w:p>
+      <w:pPr>
+        <w:spacing w:line="360" w:lineRule="auto"/>
+        <w:ind w:firstLine="709"/>
+        <w:jc w:val="both"/>
         <w:rPr>
           <w:noProof/>
           <w:sz w:val="28"/>
@@ -482,111 +417,35 @@
           <w:sz w:val="28"/>
           <w:szCs w:val="28"/>
         </w:rPr>
-        <w:t>Рисунок 2 – Диаграмма деятельности</w:t>
-      </w:r>
-    </w:p>
-    <w:p>
-      <w:pPr>
-        <w:spacing w:after="160" w:line="259" w:lineRule="auto"/>
+        <w:br w:type="page"/>
+      </w:r>
+    </w:p>
+    <w:p>
+      <w:pPr>
+        <w:spacing w:line="360" w:lineRule="auto"/>
+        <w:ind w:firstLine="709"/>
+        <w:jc w:val="both"/>
         <w:rPr>
           <w:noProof/>
           <w:sz w:val="28"/>
           <w:szCs w:val="28"/>
         </w:rPr>
       </w:pPr>
-      <w:r>
-        <w:rPr>
-          <w:noProof/>
-          <w:sz w:val="28"/>
-          <w:szCs w:val="28"/>
-        </w:rPr>
-        <w:br w:type="page"/>
-      </w:r>
-    </w:p>
-    <w:p>
-      <w:pPr>
-        <w:spacing w:before="240" w:after="240" w:line="360" w:lineRule="auto"/>
-        <w:jc w:val="center"/>
-        <w:rPr>
-          <w:noProof/>
-          <w:sz w:val="28"/>
-          <w:szCs w:val="28"/>
-        </w:rPr>
-      </w:pPr>
     </w:p>
     <w:p>
       <w:pPr>
         <w:pStyle w:val="1"/>
-        <w:keepNext w:val="0"/>
-        <w:spacing w:after="360" w:line="360" w:lineRule="auto"/>
-        <w:ind w:left="1135"/>
-        <w:contextualSpacing/>
-        <w:rPr>
-          <w:rFonts w:ascii="Times New Roman" w:hAnsi="Times New Roman" w:cs="Times New Roman"/>
-          <w:b/>
-          <w:bCs/>
-          <w:color w:val="auto"/>
-          <w:spacing w:val="-10"/>
-          <w:kern w:val="28"/>
-          <w:sz w:val="28"/>
-          <w:szCs w:val="28"/>
-        </w:rPr>
-      </w:pPr>
-      <w:proofErr w:type="gramStart"/>
-      <w:r>
-        <w:rPr>
-          <w:rFonts w:ascii="Times New Roman" w:hAnsi="Times New Roman" w:cs="Times New Roman"/>
-          <w:b/>
-          <w:bCs/>
-          <w:color w:val="auto"/>
-          <w:spacing w:val="-10"/>
-          <w:kern w:val="28"/>
-          <w:sz w:val="28"/>
-          <w:szCs w:val="28"/>
-        </w:rPr>
+      </w:pPr>
+      <w:r>
         <w:t>3.2</w:t>
       </w:r>
       <w:r>
-        <w:rPr>
-          <w:rFonts w:ascii="Times New Roman" w:hAnsi="Times New Roman" w:cs="Times New Roman"/>
-          <w:b/>
-          <w:bCs/>
-          <w:color w:val="auto"/>
-          <w:spacing w:val="-10"/>
-          <w:kern w:val="28"/>
-          <w:sz w:val="28"/>
-          <w:szCs w:val="28"/>
-        </w:rPr>
-        <w:t xml:space="preserve">  </w:t>
+        <w:t xml:space="preserve"> </w:t>
       </w:r>
       <w:bookmarkStart w:id="4" w:name="_Toc222434549"/>
       <w:bookmarkStart w:id="5" w:name="_Toc222436968"/>
       <w:r>
-        <w:rPr>
-          <w:rFonts w:ascii="Times New Roman" w:hAnsi="Times New Roman" w:cs="Times New Roman"/>
-          <w:b/>
-          <w:bCs/>
-          <w:color w:val="auto"/>
-          <w:spacing w:val="-10"/>
-          <w:kern w:val="28"/>
-          <w:sz w:val="28"/>
-          <w:szCs w:val="28"/>
-        </w:rPr>
-        <w:t>Функциональная</w:t>
-      </w:r>
-      <w:proofErr w:type="gramEnd"/>
-      <w:r>
-        <w:rPr>
-          <w:rFonts w:ascii="Times New Roman" w:hAnsi="Times New Roman" w:cs="Times New Roman"/>
-          <w:b/>
-          <w:bCs/>
-          <w:color w:val="auto"/>
-          <w:spacing w:val="-10"/>
-          <w:kern w:val="28"/>
-          <w:sz w:val="28"/>
-          <w:szCs w:val="28"/>
-        </w:rPr>
-        <w:t xml:space="preserve"> схема ПП</w:t>
+        <w:t>Функциональная схема ПП</w:t>
       </w:r>
       <w:bookmarkEnd w:id="4"/>
       <w:bookmarkEnd w:id="5"/>
@@ -1083,30 +942,31 @@
     </w:p>
     <w:p>
       <w:pPr>
-        <w:spacing w:after="360" w:line="360" w:lineRule="auto"/>
-        <w:ind w:left="851" w:hanging="851"/>
-        <w:jc w:val="both"/>
-        <w:rPr>
-          <w:sz w:val="28"/>
-          <w:szCs w:val="28"/>
-        </w:rPr>
-      </w:pPr>
-    </w:p>
-    <w:p>
-      <w:pPr>
-        <w:spacing w:line="360" w:lineRule="auto"/>
-        <w:ind w:firstLine="851"/>
-        <w:jc w:val="both"/>
-        <w:rPr>
-          <w:sz w:val="28"/>
-          <w:szCs w:val="28"/>
-        </w:rPr>
-      </w:pPr>
-    </w:p>
-    <w:p>
-      <w:pPr>
-        <w:spacing w:before="240" w:after="240" w:line="360" w:lineRule="auto"/>
-        <w:jc w:val="center"/>
+        <w:spacing w:line="360" w:lineRule="auto"/>
+        <w:ind w:left="851" w:firstLine="709"/>
+        <w:jc w:val="both"/>
+        <w:rPr>
+          <w:sz w:val="28"/>
+          <w:szCs w:val="28"/>
+        </w:rPr>
+      </w:pPr>
+    </w:p>
+    <w:p>
+      <w:pPr>
+        <w:spacing w:line="360" w:lineRule="auto"/>
+        <w:ind w:firstLine="709"/>
+        <w:jc w:val="both"/>
+        <w:rPr>
+          <w:sz w:val="28"/>
+          <w:szCs w:val="28"/>
+        </w:rPr>
+      </w:pPr>
+    </w:p>
+    <w:p>
+      <w:pPr>
+        <w:spacing w:line="360" w:lineRule="auto"/>
+        <w:ind w:firstLine="709"/>
+        <w:jc w:val="both"/>
         <w:rPr>
           <w:noProof/>
           <w:sz w:val="28"/>
@@ -1116,8 +976,9 @@
     </w:p>
     <w:p>
       <w:pPr>
-        <w:spacing w:before="240" w:after="240" w:line="360" w:lineRule="auto"/>
-        <w:jc w:val="center"/>
+        <w:spacing w:line="360" w:lineRule="auto"/>
+        <w:ind w:firstLine="709"/>
+        <w:jc w:val="both"/>
         <w:rPr>
           <w:noProof/>
           <w:sz w:val="28"/>
@@ -1137,37 +998,13 @@
     <w:p>
       <w:pPr>
         <w:pStyle w:val="1"/>
-        <w:keepNext w:val="0"/>
-        <w:numPr>
-          <w:ilvl w:val="1"/>
-          <w:numId w:val="3"/>
-        </w:numPr>
-        <w:spacing w:after="360" w:line="360" w:lineRule="auto"/>
-        <w:contextualSpacing/>
-        <w:rPr>
-          <w:rFonts w:ascii="Times New Roman" w:hAnsi="Times New Roman" w:cs="Times New Roman"/>
-          <w:b/>
-          <w:bCs/>
-          <w:color w:val="auto"/>
-          <w:spacing w:val="-10"/>
-          <w:kern w:val="28"/>
-          <w:sz w:val="28"/>
-          <w:szCs w:val="28"/>
-        </w:rPr>
       </w:pPr>
       <w:bookmarkStart w:id="6" w:name="_Toc222434551"/>
       <w:bookmarkStart w:id="7" w:name="_Toc222436970"/>
       <w:r>
-        <w:rPr>
-          <w:rFonts w:ascii="Times New Roman" w:hAnsi="Times New Roman" w:cs="Times New Roman"/>
-          <w:b/>
-          <w:bCs/>
-          <w:color w:val="auto"/>
-          <w:spacing w:val="-10"/>
-          <w:kern w:val="28"/>
-          <w:sz w:val="28"/>
-          <w:szCs w:val="28"/>
-        </w:rPr>
+        <w:t>3.3</w:t>
+      </w:r>
+      <w:r>
         <w:t>Проектирование интерфейса</w:t>
       </w:r>
       <w:bookmarkEnd w:id="6"/>
@@ -1217,6 +1054,7 @@
           <w:numId w:val="10"/>
         </w:numPr>
         <w:spacing w:line="360" w:lineRule="auto"/>
+        <w:ind w:firstLine="709"/>
         <w:jc w:val="both"/>
         <w:rPr>
           <w:sz w:val="28"/>
@@ -1253,6 +1091,7 @@
           <w:numId w:val="10"/>
         </w:numPr>
         <w:spacing w:line="360" w:lineRule="auto"/>
+        <w:ind w:firstLine="709"/>
         <w:jc w:val="both"/>
         <w:rPr>
           <w:sz w:val="28"/>
@@ -1275,6 +1114,7 @@
           <w:numId w:val="10"/>
         </w:numPr>
         <w:spacing w:line="360" w:lineRule="auto"/>
+        <w:ind w:firstLine="709"/>
         <w:jc w:val="both"/>
         <w:rPr>
           <w:sz w:val="28"/>
@@ -1297,6 +1137,7 @@
           <w:numId w:val="10"/>
         </w:numPr>
         <w:spacing w:line="360" w:lineRule="auto"/>
+        <w:ind w:firstLine="709"/>
         <w:jc w:val="both"/>
         <w:rPr>
           <w:sz w:val="28"/>
@@ -1319,6 +1160,7 @@
           <w:numId w:val="10"/>
         </w:numPr>
         <w:spacing w:line="360" w:lineRule="auto"/>
+        <w:ind w:firstLine="709"/>
         <w:jc w:val="both"/>
         <w:rPr>
           <w:sz w:val="28"/>
@@ -1336,7 +1178,7 @@
     <w:p>
       <w:pPr>
         <w:spacing w:line="360" w:lineRule="auto"/>
-        <w:ind w:firstLine="851"/>
+        <w:ind w:firstLine="709"/>
         <w:jc w:val="both"/>
         <w:rPr>
           <w:sz w:val="28"/>
@@ -1369,8 +1211,9 @@
     </w:p>
     <w:p>
       <w:pPr>
-        <w:spacing w:before="240" w:after="240" w:line="360" w:lineRule="auto"/>
-        <w:jc w:val="center"/>
+        <w:spacing w:line="360" w:lineRule="auto"/>
+        <w:ind w:firstLine="709"/>
+        <w:jc w:val="both"/>
         <w:rPr>
           <w:noProof/>
           <w:sz w:val="28"/>
@@ -1380,8 +1223,9 @@
     </w:p>
     <w:p>
       <w:pPr>
-        <w:spacing w:before="240" w:after="240" w:line="360" w:lineRule="auto"/>
-        <w:jc w:val="center"/>
+        <w:spacing w:line="360" w:lineRule="auto"/>
+        <w:ind w:firstLine="709"/>
+        <w:jc w:val="both"/>
         <w:rPr>
           <w:noProof/>
           <w:sz w:val="28"/>
@@ -1408,8 +1252,9 @@
     </w:p>
     <w:p>
       <w:pPr>
-        <w:spacing w:before="240" w:after="240" w:line="360" w:lineRule="auto"/>
-        <w:jc w:val="center"/>
+        <w:spacing w:line="360" w:lineRule="auto"/>
+        <w:ind w:firstLine="709"/>
+        <w:jc w:val="both"/>
         <w:rPr>
           <w:noProof/>
           <w:sz w:val="28"/>
@@ -1419,8 +1264,9 @@
     </w:p>
     <w:p>
       <w:pPr>
-        <w:spacing w:before="240" w:after="240" w:line="360" w:lineRule="auto"/>
-        <w:jc w:val="center"/>
+        <w:spacing w:line="360" w:lineRule="auto"/>
+        <w:ind w:firstLine="709"/>
+        <w:jc w:val="both"/>
         <w:rPr>
           <w:noProof/>
           <w:sz w:val="28"/>
@@ -1439,8 +1285,9 @@
     </w:p>
     <w:p>
       <w:pPr>
-        <w:spacing w:before="240" w:after="240" w:line="360" w:lineRule="auto"/>
-        <w:jc w:val="center"/>
+        <w:spacing w:line="360" w:lineRule="auto"/>
+        <w:ind w:firstLine="709"/>
+        <w:jc w:val="both"/>
         <w:rPr>
           <w:noProof/>
           <w:sz w:val="28"/>
@@ -1506,8 +1353,9 @@
     </w:p>
     <w:p>
       <w:pPr>
-        <w:spacing w:before="240" w:after="240" w:line="360" w:lineRule="auto"/>
-        <w:jc w:val="center"/>
+        <w:spacing w:line="360" w:lineRule="auto"/>
+        <w:ind w:firstLine="709"/>
+        <w:jc w:val="both"/>
         <w:rPr>
           <w:noProof/>
           <w:sz w:val="28"/>
@@ -1541,13 +1389,27 @@
     </w:p>
     <w:p>
       <w:pPr>
-        <w:spacing w:before="240" w:after="240" w:line="360" w:lineRule="auto"/>
-        <w:rPr>
+        <w:spacing w:line="360" w:lineRule="auto"/>
+        <w:ind w:firstLine="709"/>
+        <w:jc w:val="both"/>
+        <w:rPr>
+          <w:sz w:val="28"/>
+          <w:szCs w:val="28"/>
           <w:lang w:val="en-US"/>
         </w:rPr>
       </w:pPr>
     </w:p>
-    <w:p/>
+    <w:p>
+      <w:pPr>
+        <w:spacing w:line="360" w:lineRule="auto"/>
+        <w:ind w:firstLine="709"/>
+        <w:jc w:val="both"/>
+        <w:rPr>
+          <w:sz w:val="28"/>
+          <w:szCs w:val="28"/>
+        </w:rPr>
+      </w:pPr>
+    </w:p>
     <w:sectPr>
       <w:pgSz w:w="11906" w:h="16838"/>
       <w:pgMar w:top="1134" w:right="850" w:bottom="1134" w:left="1701" w:header="708" w:footer="708" w:gutter="0"/>
@@ -1559,7 +1421,7 @@
 </file>
 
 <file path=word/numbering.xml><?xml version="1.0" encoding="utf-8"?>
-<w:numbering xmlns:wpc="http://schemas.microsoft.com/office/word/2010/wordprocessingCanvas" xmlns:cx="http://schemas.microsoft.com/office/drawing/2014/chartex" xmlns:cx1="http://schemas.microsoft.com/office/drawing/2015/9/8/chartex" xmlns:cx2="http://schemas.microsoft.com/office/drawing/2015/10/21/chartex" xmlns:cx3="http://schemas.microsoft.com/office/drawing/2016/5/9/chartex" xmlns:cx4="http://schemas.microsoft.com/office/drawing/2016/5/10/chartex" xmlns:cx5="http://schemas.microsoft.com/office/drawing/2016/5/11/chartex" xmlns:cx6="http://schemas.microsoft.com/office/drawing/2016/5/12/chartex" xmlns:cx7="http://schemas.microsoft.com/office/drawing/2016/5/13/chartex" xmlns:cx8="http://schemas.microsoft.com/office/drawing/2016/5/14/chartex" xmlns:mc="http://schemas.openxmlformats.org/markup-compatibility/2006" xmlns:aink="http://schemas.microsoft.com/office/drawing/2016/ink" xmlns:am3d="http://schemas.microsoft.com/office/drawing/2017/model3d" xmlns:o="urn:schemas-microsoft-com:office:office" xmlns:r="http://schemas.openxmlformats.org/officeDocument/2006/relationships" xmlns:m="http://schemas.openxmlformats.org/officeDocument/2006/math" xmlns:v="urn:schemas-microsoft-com:vml" xmlns:wp14="http://schemas.microsoft.com/office/word/2010/wordprocessingDrawing" xmlns:wp="http://schemas.openxmlformats.org/drawingml/2006/wordprocessingDrawing" xmlns:w10="urn:schemas-microsoft-com:office:word" xmlns:w="http://schemas.openxmlformats.org/wordprocessingml/2006/main" xmlns:w14="http://schemas.microsoft.com/office/word/2010/wordml" xmlns:w15="http://schemas.microsoft.com/office/word/2012/wordml" xmlns:w16cex="http://schemas.microsoft.com/office/word/2018/wordml/cex" xmlns:w16cid="http://schemas.microsoft.com/office/word/2016/wordml/cid" xmlns:w16="http://schemas.microsoft.com/office/word/2018/wordml" xmlns:w16sdtdh="http://schemas.microsoft.com/office/word/2020/wordml/sdtdatahash" xmlns:w16se="http://schemas.microsoft.com/office/word/2015/wordml/symex" xmlns:wpg="http://schemas.microsoft.com/office/word/2010/wordprocessingGroup" xmlns:wpi="http://schemas.microsoft.com/office/word/2010/wordprocessingInk" xmlns:wne="http://schemas.microsoft.com/office/word/2006/wordml" xmlns:wps="http://schemas.microsoft.com/office/word/2010/wordprocessingShape" mc:Ignorable="w14 w15 w16se w16cid w16 w16cex w16sdtdh wp14">
+<w:numbering xmlns:wpc="http://schemas.microsoft.com/office/word/2010/wordprocessingCanvas" xmlns:cx="http://schemas.microsoft.com/office/drawing/2014/chartex" xmlns:cx1="http://schemas.microsoft.com/office/drawing/2015/9/8/chartex" xmlns:cx2="http://schemas.microsoft.com/office/drawing/2015/10/21/chartex" xmlns:cx3="http://schemas.microsoft.com/office/drawing/2016/5/9/chartex" xmlns:cx4="http://schemas.microsoft.com/office/drawing/2016/5/10/chartex" xmlns:cx5="http://schemas.microsoft.com/office/drawing/2016/5/11/chartex" xmlns:cx6="http://schemas.microsoft.com/office/drawing/2016/5/12/chartex" xmlns:cx7="http://schemas.microsoft.com/office/drawing/2016/5/13/chartex" xmlns:cx8="http://schemas.microsoft.com/office/drawing/2016/5/14/chartex" xmlns:mc="http://schemas.openxmlformats.org/markup-compatibility/2006" xmlns:aink="http://schemas.microsoft.com/office/drawing/2016/ink" xmlns:am3d="http://schemas.microsoft.com/office/drawing/2017/model3d" xmlns:o="urn:schemas-microsoft-com:office:office" xmlns:oel="http://schemas.microsoft.com/office/2019/extlst" xmlns:r="http://schemas.openxmlformats.org/officeDocument/2006/relationships" xmlns:m="http://schemas.openxmlformats.org/officeDocument/2006/math" xmlns:v="urn:schemas-microsoft-com:vml" xmlns:wp14="http://schemas.microsoft.com/office/word/2010/wordprocessingDrawing" xmlns:wp="http://schemas.openxmlformats.org/drawingml/2006/wordprocessingDrawing" xmlns:w10="urn:schemas-microsoft-com:office:word" xmlns:w="http://schemas.openxmlformats.org/wordprocessingml/2006/main" xmlns:w14="http://schemas.microsoft.com/office/word/2010/wordml" xmlns:w15="http://schemas.microsoft.com/office/word/2012/wordml" xmlns:w16cex="http://schemas.microsoft.com/office/word/2018/wordml/cex" xmlns:w16cid="http://schemas.microsoft.com/office/word/2016/wordml/cid" xmlns:w16="http://schemas.microsoft.com/office/word/2018/wordml" xmlns:w16sdtdh="http://schemas.microsoft.com/office/word/2020/wordml/sdtdatahash" xmlns:w16se="http://schemas.microsoft.com/office/word/2015/wordml/symex" xmlns:wpg="http://schemas.microsoft.com/office/word/2010/wordprocessingGroup" xmlns:wpi="http://schemas.microsoft.com/office/word/2010/wordprocessingInk" xmlns:wne="http://schemas.microsoft.com/office/word/2006/wordml" xmlns:wps="http://schemas.microsoft.com/office/word/2010/wordprocessingShape" mc:Ignorable="w14 w15 w16se w16cid w16 w16cex w16sdtdh wp14">
   <w:abstractNum w:abstractNumId="0" w15:restartNumberingAfterBreak="0">
     <w:nsid w:val="034B041B"/>
     <w:multiLevelType w:val="hybridMultilevel"/>
@@ -2714,34 +2576,34 @@
       </w:rPr>
     </w:lvl>
   </w:abstractNum>
-  <w:num w:numId="1">
+  <w:num w:numId="1" w16cid:durableId="839462558">
     <w:abstractNumId w:val="1"/>
   </w:num>
-  <w:num w:numId="2">
+  <w:num w:numId="2" w16cid:durableId="682324664">
     <w:abstractNumId w:val="6"/>
   </w:num>
-  <w:num w:numId="3">
+  <w:num w:numId="3" w16cid:durableId="723986380">
     <w:abstractNumId w:val="7"/>
   </w:num>
-  <w:num w:numId="4">
+  <w:num w:numId="4" w16cid:durableId="1772630238">
     <w:abstractNumId w:val="8"/>
   </w:num>
-  <w:num w:numId="5">
+  <w:num w:numId="5" w16cid:durableId="1949042114">
     <w:abstractNumId w:val="3"/>
   </w:num>
-  <w:num w:numId="6">
+  <w:num w:numId="6" w16cid:durableId="1058627175">
     <w:abstractNumId w:val="4"/>
   </w:num>
-  <w:num w:numId="7">
+  <w:num w:numId="7" w16cid:durableId="1691566938">
     <w:abstractNumId w:val="2"/>
   </w:num>
-  <w:num w:numId="8">
+  <w:num w:numId="8" w16cid:durableId="1738746155">
     <w:abstractNumId w:val="0"/>
   </w:num>
-  <w:num w:numId="9">
+  <w:num w:numId="9" w16cid:durableId="483618401">
     <w:abstractNumId w:val="9"/>
   </w:num>
-  <w:num w:numId="10">
+  <w:num w:numId="10" w16cid:durableId="2015112277">
     <w:abstractNumId w:val="5"/>
   </w:num>
 </w:numbering>
@@ -3162,23 +3024,26 @@
   </w:style>
   <w:style w:type="paragraph" w:styleId="1">
     <w:name w:val="heading 1"/>
-    <w:aliases w:val="Заголовок для курса 2"/>
     <w:basedOn w:val="a"/>
     <w:next w:val="a"/>
     <w:link w:val="10"/>
     <w:uiPriority w:val="9"/>
     <w:qFormat/>
-    <w:rsid w:val="004B1DF6"/>
+    <w:rsid w:val="004D1B35"/>
     <w:pPr>
       <w:keepNext/>
       <w:keepLines/>
-      <w:spacing w:before="360" w:after="80"/>
+      <w:spacing w:before="360" w:after="360" w:line="360" w:lineRule="auto"/>
+      <w:ind w:firstLine="709"/>
+      <w:contextualSpacing/>
+      <w:jc w:val="both"/>
       <w:outlineLvl w:val="0"/>
     </w:pPr>
     <w:rPr>
-      <w:rFonts w:asciiTheme="majorHAnsi" w:eastAsiaTheme="majorEastAsia" w:hAnsiTheme="majorHAnsi" w:cstheme="majorBidi"/>
-      <w:color w:val="2F5496" w:themeColor="accent1" w:themeShade="BF"/>
-      <w:sz w:val="40"/>
+      <w:rFonts w:eastAsiaTheme="majorEastAsia" w:cstheme="majorBidi"/>
+      <w:b/>
+      <w:color w:val="000000" w:themeColor="text1"/>
+      <w:sz w:val="28"/>
       <w:szCs w:val="40"/>
     </w:rPr>
   </w:style>
@@ -3361,6 +3226,7 @@
   <w:style w:type="character" w:default="1" w:styleId="a0">
     <w:name w:val="Default Paragraph Font"/>
     <w:uiPriority w:val="1"/>
+    <w:semiHidden/>
     <w:unhideWhenUsed/>
   </w:style>
   <w:style w:type="table" w:default="1" w:styleId="a1">
@@ -3386,16 +3252,19 @@
   </w:style>
   <w:style w:type="character" w:customStyle="1" w:styleId="10">
     <w:name w:val="Заголовок 1 Знак"/>
-    <w:aliases w:val="Заголовок для курса 2 Знак"/>
     <w:basedOn w:val="a0"/>
     <w:link w:val="1"/>
     <w:uiPriority w:val="9"/>
-    <w:rsid w:val="004B1DF6"/>
+    <w:rsid w:val="004D1B35"/>
     <w:rPr>
-      <w:rFonts w:asciiTheme="majorHAnsi" w:eastAsiaTheme="majorEastAsia" w:hAnsiTheme="majorHAnsi" w:cstheme="majorBidi"/>
-      <w:color w:val="2F5496" w:themeColor="accent1" w:themeShade="BF"/>
-      <w:sz w:val="40"/>
+      <w:rFonts w:ascii="Times New Roman" w:eastAsiaTheme="majorEastAsia" w:hAnsi="Times New Roman" w:cstheme="majorBidi"/>
+      <w:b/>
+      <w:color w:val="000000" w:themeColor="text1"/>
+      <w:kern w:val="0"/>
+      <w:sz w:val="28"/>
       <w:szCs w:val="40"/>
+      <w:lang w:eastAsia="ru-RU"/>
+      <w14:ligatures w14:val="none"/>
     </w:rPr>
   </w:style>
   <w:style w:type="character" w:customStyle="1" w:styleId="20">

--- a/docs/Пример Главы 3. Проектирование ПП МИН.docx
+++ b/docs/Пример Главы 3. Проектирование ПП МИН.docx
@@ -275,1019 +275,7 @@
       <w:pPr>
         <w:spacing w:line="360" w:lineRule="auto"/>
         <w:ind w:firstLine="709"/>
-        <w:jc w:val="both"/>
-        <w:rPr>
-          <w:noProof/>
-          <w:sz w:val="28"/>
-          <w:szCs w:val="28"/>
-        </w:rPr>
-      </w:pPr>
-    </w:p>
-    <w:p>
-      <w:pPr>
-        <w:spacing w:line="360" w:lineRule="auto"/>
-        <w:ind w:firstLine="709"/>
-        <w:jc w:val="both"/>
-        <w:rPr>
-          <w:noProof/>
-          <w:sz w:val="28"/>
-          <w:szCs w:val="28"/>
-        </w:rPr>
-      </w:pPr>
-      <w:r>
-        <w:rPr>
-          <w:noProof/>
-          <w:sz w:val="28"/>
-          <w:szCs w:val="28"/>
-        </w:rPr>
-        <w:t>Рисунок 1</w:t>
-      </w:r>
-      <w:r>
-        <w:rPr>
-          <w:noProof/>
-          <w:sz w:val="28"/>
-          <w:szCs w:val="28"/>
-        </w:rPr>
-        <w:softHyphen/>
-        <w:t xml:space="preserve"> – Диаграмма Uses CASE</w:t>
-      </w:r>
-    </w:p>
-    <w:p>
-      <w:pPr>
-        <w:spacing w:line="360" w:lineRule="auto"/>
-        <w:ind w:firstLine="709"/>
-        <w:jc w:val="both"/>
-        <w:rPr>
-          <w:noProof/>
-          <w:sz w:val="28"/>
-          <w:szCs w:val="28"/>
-        </w:rPr>
-      </w:pPr>
-      <w:r>
-        <w:rPr>
-          <w:noProof/>
-          <w:sz w:val="28"/>
-          <w:szCs w:val="28"/>
-        </w:rPr>
-        <w:t>Следующим пунктом является диаграмма деятельности, которая описывает последовательность действий пользователя и системы.</w:t>
-      </w:r>
-    </w:p>
-    <w:p>
-      <w:pPr>
-        <w:spacing w:line="360" w:lineRule="auto"/>
-        <w:ind w:firstLine="709"/>
-        <w:jc w:val="both"/>
-        <w:rPr>
-          <w:noProof/>
-          <w:sz w:val="28"/>
-          <w:szCs w:val="28"/>
-        </w:rPr>
-      </w:pPr>
-      <w:r>
-        <w:rPr>
-          <w:noProof/>
-          <w:sz w:val="28"/>
-          <w:szCs w:val="28"/>
-        </w:rPr>
-        <w:t>На рисунке 2 представлена диаграмма деятельности для приложения «Планировщик меню». Пользователь вводит количество персон</w:t>
-      </w:r>
-      <w:r>
-        <w:rPr>
-          <w:noProof/>
-          <w:sz w:val="28"/>
-          <w:szCs w:val="28"/>
-        </w:rPr>
-        <w:t xml:space="preserve">, вводим бюджет. </w:t>
-      </w:r>
-      <w:r>
-        <w:rPr>
-          <w:noProof/>
-          <w:sz w:val="28"/>
-          <w:szCs w:val="28"/>
-        </w:rPr>
-        <w:t>Далее система генерирует меню на неделю. После генерации пользователь может редактировать меню (заменять, добавлять или удалять блюда). Затем система автоматически рассчитывает стоимость и КБЖУ, а также формирует список покупок.</w:t>
-      </w:r>
-    </w:p>
-    <w:p>
-      <w:pPr>
-        <w:spacing w:line="360" w:lineRule="auto"/>
-        <w:ind w:firstLine="709"/>
-        <w:jc w:val="both"/>
-        <w:rPr>
-          <w:noProof/>
-          <w:sz w:val="28"/>
-          <w:szCs w:val="28"/>
-        </w:rPr>
-      </w:pPr>
-    </w:p>
-    <w:p>
-      <w:pPr>
-        <w:spacing w:line="360" w:lineRule="auto"/>
-        <w:ind w:firstLine="709"/>
-        <w:jc w:val="both"/>
-        <w:rPr>
-          <w:noProof/>
-          <w:sz w:val="28"/>
-          <w:szCs w:val="28"/>
-        </w:rPr>
-      </w:pPr>
-      <w:r>
-        <w:rPr>
-          <w:noProof/>
-          <w:sz w:val="28"/>
-          <w:szCs w:val="28"/>
-        </w:rPr>
-        <w:t>Рисунок 2 – Диаграмма деятельности</w:t>
-      </w:r>
-    </w:p>
-    <w:p>
-      <w:pPr>
-        <w:spacing w:line="360" w:lineRule="auto"/>
-        <w:ind w:firstLine="709"/>
-        <w:jc w:val="both"/>
-        <w:rPr>
-          <w:noProof/>
-          <w:sz w:val="28"/>
-          <w:szCs w:val="28"/>
-        </w:rPr>
-      </w:pPr>
-      <w:r>
-        <w:rPr>
-          <w:noProof/>
-          <w:sz w:val="28"/>
-          <w:szCs w:val="28"/>
-        </w:rPr>
-        <w:br w:type="page"/>
-      </w:r>
-    </w:p>
-    <w:p>
-      <w:pPr>
-        <w:spacing w:line="360" w:lineRule="auto"/>
-        <w:ind w:firstLine="709"/>
-        <w:jc w:val="both"/>
-        <w:rPr>
-          <w:noProof/>
-          <w:sz w:val="28"/>
-          <w:szCs w:val="28"/>
-        </w:rPr>
-      </w:pPr>
-    </w:p>
-    <w:p>
-      <w:pPr>
-        <w:pStyle w:val="1"/>
-      </w:pPr>
-      <w:r>
-        <w:t>3.2</w:t>
-      </w:r>
-      <w:r>
-        <w:t xml:space="preserve"> </w:t>
-      </w:r>
-      <w:bookmarkStart w:id="4" w:name="_Toc222434549"/>
-      <w:bookmarkStart w:id="5" w:name="_Toc222436968"/>
-      <w:r>
-        <w:t>Функциональная схема ПП</w:t>
-      </w:r>
-      <w:bookmarkEnd w:id="4"/>
-      <w:bookmarkEnd w:id="5"/>
-    </w:p>
-    <w:p>
-      <w:pPr>
-        <w:spacing w:line="360" w:lineRule="auto"/>
-        <w:ind w:firstLine="709"/>
-        <w:jc w:val="both"/>
-        <w:rPr>
-          <w:sz w:val="28"/>
-          <w:szCs w:val="28"/>
-        </w:rPr>
-      </w:pPr>
-      <w:r>
-        <w:rPr>
-          <w:sz w:val="28"/>
-          <w:szCs w:val="28"/>
-        </w:rPr>
-        <w:t>Функциональная схема программного продукта необходима для наглядного представления основных функций системы и их взаимосвязей. Она позволяет определить, какие функции выполняет система и как они взаимодействуют между собой.</w:t>
-      </w:r>
-    </w:p>
-    <w:p>
-      <w:pPr>
-        <w:spacing w:line="360" w:lineRule="auto"/>
-        <w:ind w:firstLine="709"/>
-        <w:jc w:val="both"/>
-        <w:rPr>
-          <w:sz w:val="28"/>
-          <w:szCs w:val="28"/>
-        </w:rPr>
-      </w:pPr>
-      <w:r>
-        <w:rPr>
-          <w:sz w:val="28"/>
-          <w:szCs w:val="28"/>
-        </w:rPr>
-        <w:t>Основные функции приложения:</w:t>
-      </w:r>
-    </w:p>
-    <w:p>
-      <w:pPr>
-        <w:pStyle w:val="a7"/>
-        <w:numPr>
-          <w:ilvl w:val="0"/>
-          <w:numId w:val="5"/>
-        </w:numPr>
-        <w:spacing w:line="360" w:lineRule="auto"/>
-        <w:ind w:left="0" w:firstLine="709"/>
-        <w:jc w:val="both"/>
-        <w:rPr>
-          <w:sz w:val="28"/>
-          <w:szCs w:val="28"/>
-        </w:rPr>
-      </w:pPr>
-      <w:r>
-        <w:rPr>
-          <w:sz w:val="28"/>
-          <w:szCs w:val="28"/>
-        </w:rPr>
-        <w:t>генерация меню;</w:t>
-      </w:r>
-    </w:p>
-    <w:p>
-      <w:pPr>
-        <w:pStyle w:val="a7"/>
-        <w:numPr>
-          <w:ilvl w:val="0"/>
-          <w:numId w:val="5"/>
-        </w:numPr>
-        <w:spacing w:line="360" w:lineRule="auto"/>
-        <w:ind w:left="0" w:firstLine="709"/>
-        <w:jc w:val="both"/>
-        <w:rPr>
-          <w:sz w:val="28"/>
-          <w:szCs w:val="28"/>
-        </w:rPr>
-      </w:pPr>
-      <w:r>
-        <w:rPr>
-          <w:sz w:val="28"/>
-          <w:szCs w:val="28"/>
-        </w:rPr>
-        <w:t>расчёт стоимости;</w:t>
-      </w:r>
-    </w:p>
-    <w:p>
-      <w:pPr>
-        <w:pStyle w:val="a7"/>
-        <w:numPr>
-          <w:ilvl w:val="0"/>
-          <w:numId w:val="5"/>
-        </w:numPr>
-        <w:spacing w:line="360" w:lineRule="auto"/>
-        <w:ind w:left="0" w:firstLine="709"/>
-        <w:jc w:val="both"/>
-        <w:rPr>
-          <w:sz w:val="28"/>
-          <w:szCs w:val="28"/>
-        </w:rPr>
-      </w:pPr>
-      <w:r>
-        <w:rPr>
-          <w:sz w:val="28"/>
-          <w:szCs w:val="28"/>
-        </w:rPr>
-        <w:t>расчёт КБЖУ;</w:t>
-      </w:r>
-    </w:p>
-    <w:p>
-      <w:pPr>
-        <w:pStyle w:val="a7"/>
-        <w:numPr>
-          <w:ilvl w:val="0"/>
-          <w:numId w:val="5"/>
-        </w:numPr>
-        <w:spacing w:line="360" w:lineRule="auto"/>
-        <w:ind w:left="0" w:firstLine="709"/>
-        <w:jc w:val="both"/>
-        <w:rPr>
-          <w:sz w:val="28"/>
-          <w:szCs w:val="28"/>
-        </w:rPr>
-      </w:pPr>
-      <w:r>
-        <w:rPr>
-          <w:sz w:val="28"/>
-          <w:szCs w:val="28"/>
-        </w:rPr>
-        <w:t>редактирование меню;</w:t>
-      </w:r>
-    </w:p>
-    <w:p>
-      <w:pPr>
-        <w:pStyle w:val="a7"/>
-        <w:numPr>
-          <w:ilvl w:val="0"/>
-          <w:numId w:val="5"/>
-        </w:numPr>
-        <w:spacing w:line="360" w:lineRule="auto"/>
-        <w:ind w:left="0" w:firstLine="709"/>
-        <w:jc w:val="both"/>
-        <w:rPr>
-          <w:sz w:val="28"/>
-          <w:szCs w:val="28"/>
-        </w:rPr>
-      </w:pPr>
-      <w:r>
-        <w:rPr>
-          <w:sz w:val="28"/>
-          <w:szCs w:val="28"/>
-        </w:rPr>
-        <w:t>формирование списка покупок;</w:t>
-      </w:r>
-    </w:p>
-    <w:p>
-      <w:pPr>
-        <w:pStyle w:val="a7"/>
-        <w:numPr>
-          <w:ilvl w:val="0"/>
-          <w:numId w:val="5"/>
-        </w:numPr>
-        <w:spacing w:line="360" w:lineRule="auto"/>
-        <w:ind w:left="0" w:firstLine="709"/>
-        <w:jc w:val="both"/>
-        <w:rPr>
-          <w:sz w:val="28"/>
-          <w:szCs w:val="28"/>
-        </w:rPr>
-      </w:pPr>
-      <w:r>
-        <w:rPr>
-          <w:sz w:val="28"/>
-          <w:szCs w:val="28"/>
-        </w:rPr>
-        <w:t>работа с рецептами и ингредиентами.</w:t>
-      </w:r>
-    </w:p>
-    <w:p>
-      <w:pPr>
-        <w:spacing w:line="360" w:lineRule="auto"/>
-        <w:ind w:firstLine="709"/>
-        <w:jc w:val="both"/>
-        <w:rPr>
-          <w:sz w:val="28"/>
-          <w:szCs w:val="28"/>
-        </w:rPr>
-      </w:pPr>
-      <w:r>
-        <w:rPr>
-          <w:sz w:val="28"/>
-          <w:szCs w:val="28"/>
-        </w:rPr>
-        <w:t>Диаграмма классов базы данных представляет собой графическое отображение структуры данных и связей между сущностями.</w:t>
-      </w:r>
-    </w:p>
-    <w:p>
-      <w:pPr>
-        <w:spacing w:line="360" w:lineRule="auto"/>
-        <w:ind w:firstLine="709"/>
-        <w:jc w:val="both"/>
-        <w:rPr>
-          <w:sz w:val="28"/>
-          <w:szCs w:val="28"/>
-        </w:rPr>
-      </w:pPr>
-      <w:r>
-        <w:rPr>
-          <w:sz w:val="28"/>
-          <w:szCs w:val="28"/>
-        </w:rPr>
-        <w:t>На рисунке 3 представлена диаграмма классов для приложения «Планировщик меню». Она включает следующие сущности:</w:t>
-      </w:r>
-    </w:p>
-    <w:p>
-      <w:pPr>
-        <w:pStyle w:val="a7"/>
-        <w:numPr>
-          <w:ilvl w:val="0"/>
-          <w:numId w:val="5"/>
-        </w:numPr>
-        <w:spacing w:line="360" w:lineRule="auto"/>
-        <w:ind w:left="0" w:firstLine="709"/>
-        <w:jc w:val="both"/>
-        <w:rPr>
-          <w:sz w:val="28"/>
-          <w:szCs w:val="28"/>
-        </w:rPr>
-      </w:pPr>
-      <w:r>
-        <w:rPr>
-          <w:sz w:val="28"/>
-          <w:szCs w:val="28"/>
-        </w:rPr>
-        <w:t>меню;</w:t>
-      </w:r>
-    </w:p>
-    <w:p>
-      <w:pPr>
-        <w:pStyle w:val="a7"/>
-        <w:numPr>
-          <w:ilvl w:val="0"/>
-          <w:numId w:val="5"/>
-        </w:numPr>
-        <w:spacing w:line="360" w:lineRule="auto"/>
-        <w:ind w:left="0" w:firstLine="709"/>
-        <w:jc w:val="both"/>
-        <w:rPr>
-          <w:sz w:val="28"/>
-          <w:szCs w:val="28"/>
-        </w:rPr>
-      </w:pPr>
-      <w:r>
-        <w:rPr>
-          <w:sz w:val="28"/>
-          <w:szCs w:val="28"/>
-        </w:rPr>
-        <w:t>день;</w:t>
-      </w:r>
-    </w:p>
-    <w:p>
-      <w:pPr>
-        <w:pStyle w:val="a7"/>
-        <w:numPr>
-          <w:ilvl w:val="0"/>
-          <w:numId w:val="5"/>
-        </w:numPr>
-        <w:spacing w:line="360" w:lineRule="auto"/>
-        <w:ind w:left="0" w:firstLine="709"/>
-        <w:jc w:val="both"/>
-        <w:rPr>
-          <w:sz w:val="28"/>
-          <w:szCs w:val="28"/>
-        </w:rPr>
-      </w:pPr>
-      <w:r>
-        <w:rPr>
-          <w:sz w:val="28"/>
-          <w:szCs w:val="28"/>
-        </w:rPr>
-        <w:t>приём пищи;</w:t>
-      </w:r>
-    </w:p>
-    <w:p>
-      <w:pPr>
-        <w:pStyle w:val="a7"/>
-        <w:numPr>
-          <w:ilvl w:val="0"/>
-          <w:numId w:val="5"/>
-        </w:numPr>
-        <w:spacing w:line="360" w:lineRule="auto"/>
-        <w:ind w:left="0" w:firstLine="709"/>
-        <w:jc w:val="both"/>
-        <w:rPr>
-          <w:sz w:val="28"/>
-          <w:szCs w:val="28"/>
-        </w:rPr>
-      </w:pPr>
-      <w:r>
-        <w:rPr>
-          <w:sz w:val="28"/>
-          <w:szCs w:val="28"/>
-        </w:rPr>
-        <w:t>блюдо;</w:t>
-      </w:r>
-    </w:p>
-    <w:p>
-      <w:pPr>
-        <w:pStyle w:val="a7"/>
-        <w:numPr>
-          <w:ilvl w:val="0"/>
-          <w:numId w:val="5"/>
-        </w:numPr>
-        <w:spacing w:line="360" w:lineRule="auto"/>
-        <w:ind w:left="0" w:firstLine="709"/>
-        <w:jc w:val="both"/>
-        <w:rPr>
-          <w:sz w:val="28"/>
-          <w:szCs w:val="28"/>
-        </w:rPr>
-      </w:pPr>
-      <w:r>
-        <w:rPr>
-          <w:sz w:val="28"/>
-          <w:szCs w:val="28"/>
-        </w:rPr>
-        <w:t>ингредиент;</w:t>
-      </w:r>
-    </w:p>
-    <w:p>
-      <w:pPr>
-        <w:pStyle w:val="a7"/>
-        <w:numPr>
-          <w:ilvl w:val="0"/>
-          <w:numId w:val="5"/>
-        </w:numPr>
-        <w:spacing w:line="360" w:lineRule="auto"/>
-        <w:ind w:left="0" w:firstLine="709"/>
-        <w:jc w:val="both"/>
-        <w:rPr>
-          <w:sz w:val="28"/>
-          <w:szCs w:val="28"/>
-        </w:rPr>
-      </w:pPr>
-      <w:r>
-        <w:rPr>
-          <w:sz w:val="28"/>
-          <w:szCs w:val="28"/>
-        </w:rPr>
-        <w:t>состав блюда;</w:t>
-      </w:r>
-    </w:p>
-    <w:p>
-      <w:pPr>
-        <w:pStyle w:val="a7"/>
-        <w:numPr>
-          <w:ilvl w:val="0"/>
-          <w:numId w:val="5"/>
-        </w:numPr>
-        <w:spacing w:line="360" w:lineRule="auto"/>
-        <w:ind w:left="0" w:firstLine="709"/>
-        <w:jc w:val="both"/>
-        <w:rPr>
-          <w:sz w:val="28"/>
-          <w:szCs w:val="28"/>
-        </w:rPr>
-      </w:pPr>
-      <w:r>
-        <w:rPr>
-          <w:sz w:val="28"/>
-          <w:szCs w:val="28"/>
-        </w:rPr>
-        <w:t>цена;</w:t>
-      </w:r>
-    </w:p>
-    <w:p>
-      <w:pPr>
-        <w:pStyle w:val="a7"/>
-        <w:numPr>
-          <w:ilvl w:val="0"/>
-          <w:numId w:val="5"/>
-        </w:numPr>
-        <w:spacing w:line="360" w:lineRule="auto"/>
-        <w:ind w:left="0" w:firstLine="709"/>
-        <w:jc w:val="both"/>
-        <w:rPr>
-          <w:sz w:val="28"/>
-          <w:szCs w:val="28"/>
-        </w:rPr>
-      </w:pPr>
-      <w:r>
-        <w:rPr>
-          <w:sz w:val="28"/>
-          <w:szCs w:val="28"/>
-        </w:rPr>
-        <w:t>список покупок.</w:t>
-      </w:r>
-      <w:r>
-        <w:rPr>
-          <w:sz w:val="28"/>
-          <w:szCs w:val="28"/>
-          <w:lang w:val="en-US"/>
-        </w:rPr>
-        <w:tab/>
-      </w:r>
-    </w:p>
-    <w:p>
-      <w:pPr>
-        <w:spacing w:line="360" w:lineRule="auto"/>
-        <w:ind w:firstLine="709"/>
-        <w:jc w:val="both"/>
-        <w:rPr>
-          <w:sz w:val="28"/>
-          <w:szCs w:val="28"/>
-        </w:rPr>
-      </w:pPr>
-      <w:r>
-        <w:rPr>
-          <w:sz w:val="28"/>
-          <w:szCs w:val="28"/>
-        </w:rPr>
-        <w:t>Связи между сущностями позволяют реализовать:</w:t>
-      </w:r>
-    </w:p>
-    <w:p>
-      <w:pPr>
-        <w:pStyle w:val="a7"/>
-        <w:numPr>
-          <w:ilvl w:val="0"/>
-          <w:numId w:val="9"/>
-        </w:numPr>
-        <w:spacing w:line="360" w:lineRule="auto"/>
-        <w:ind w:left="0" w:firstLine="709"/>
-        <w:jc w:val="both"/>
-        <w:rPr>
-          <w:sz w:val="28"/>
-          <w:szCs w:val="28"/>
-        </w:rPr>
-      </w:pPr>
-      <w:r>
-        <w:rPr>
-          <w:sz w:val="28"/>
-          <w:szCs w:val="28"/>
-        </w:rPr>
-        <w:t>хранение меню;</w:t>
-      </w:r>
-    </w:p>
-    <w:p>
-      <w:pPr>
-        <w:pStyle w:val="a7"/>
-        <w:numPr>
-          <w:ilvl w:val="0"/>
-          <w:numId w:val="9"/>
-        </w:numPr>
-        <w:spacing w:line="360" w:lineRule="auto"/>
-        <w:ind w:left="0" w:firstLine="709"/>
-        <w:jc w:val="both"/>
-        <w:rPr>
-          <w:sz w:val="28"/>
-          <w:szCs w:val="28"/>
-        </w:rPr>
-      </w:pPr>
-      <w:r>
-        <w:rPr>
-          <w:sz w:val="28"/>
-          <w:szCs w:val="28"/>
-        </w:rPr>
-        <w:t>расчёт стоимости;</w:t>
-      </w:r>
-    </w:p>
-    <w:p>
-      <w:pPr>
-        <w:pStyle w:val="a7"/>
-        <w:numPr>
-          <w:ilvl w:val="0"/>
-          <w:numId w:val="9"/>
-        </w:numPr>
-        <w:spacing w:line="360" w:lineRule="auto"/>
-        <w:ind w:left="0" w:firstLine="709"/>
-        <w:jc w:val="both"/>
-        <w:rPr>
-          <w:sz w:val="28"/>
-          <w:szCs w:val="28"/>
-        </w:rPr>
-      </w:pPr>
-      <w:r>
-        <w:rPr>
-          <w:sz w:val="28"/>
-          <w:szCs w:val="28"/>
-        </w:rPr>
-        <w:lastRenderedPageBreak/>
-        <w:t>формирование списка покупок.</w:t>
-      </w:r>
-    </w:p>
-    <w:p>
-      <w:pPr>
-        <w:spacing w:line="360" w:lineRule="auto"/>
-        <w:ind w:left="851" w:firstLine="709"/>
-        <w:jc w:val="both"/>
-        <w:rPr>
-          <w:sz w:val="28"/>
-          <w:szCs w:val="28"/>
-        </w:rPr>
-      </w:pPr>
-    </w:p>
-    <w:p>
-      <w:pPr>
-        <w:spacing w:line="360" w:lineRule="auto"/>
-        <w:ind w:firstLine="709"/>
-        <w:jc w:val="both"/>
-        <w:rPr>
-          <w:sz w:val="28"/>
-          <w:szCs w:val="28"/>
-        </w:rPr>
-      </w:pPr>
-    </w:p>
-    <w:p>
-      <w:pPr>
-        <w:spacing w:line="360" w:lineRule="auto"/>
-        <w:ind w:firstLine="709"/>
-        <w:jc w:val="both"/>
-        <w:rPr>
-          <w:noProof/>
-          <w:sz w:val="28"/>
-          <w:szCs w:val="28"/>
-        </w:rPr>
-      </w:pPr>
-    </w:p>
-    <w:p>
-      <w:pPr>
-        <w:spacing w:line="360" w:lineRule="auto"/>
-        <w:ind w:firstLine="709"/>
-        <w:jc w:val="both"/>
-        <w:rPr>
-          <w:noProof/>
-          <w:sz w:val="28"/>
-          <w:szCs w:val="28"/>
-          <w:lang w:val="en-US"/>
-        </w:rPr>
-      </w:pPr>
-      <w:r>
-        <w:rPr>
-          <w:noProof/>
-          <w:sz w:val="28"/>
-          <w:szCs w:val="28"/>
-        </w:rPr>
-        <w:t>Рисунок 3 – Диаграмма классов</w:t>
-      </w:r>
-    </w:p>
-    <w:p>
-      <w:pPr>
-        <w:pStyle w:val="1"/>
-      </w:pPr>
-      <w:bookmarkStart w:id="6" w:name="_Toc222434551"/>
-      <w:bookmarkStart w:id="7" w:name="_Toc222436970"/>
-      <w:r>
-        <w:t>3.3</w:t>
-      </w:r>
-      <w:r>
-        <w:t>Проектирование интерфейса</w:t>
-      </w:r>
-      <w:bookmarkEnd w:id="6"/>
-      <w:bookmarkEnd w:id="7"/>
-    </w:p>
-    <w:p>
-      <w:pPr>
-        <w:spacing w:line="360" w:lineRule="auto"/>
-        <w:ind w:left="142" w:firstLine="709"/>
-        <w:jc w:val="both"/>
-        <w:rPr>
-          <w:sz w:val="28"/>
-          <w:szCs w:val="28"/>
-        </w:rPr>
-      </w:pPr>
-      <w:r>
-        <w:rPr>
-          <w:sz w:val="28"/>
-          <w:szCs w:val="28"/>
-        </w:rPr>
-        <w:t>Проектирование интерфейса программного продукта – это процесс создания удобного взаимодействия пользователя с системой. Основной задачей является обеспечение простоты и понятности использования приложения.</w:t>
-      </w:r>
-    </w:p>
-    <w:p>
-      <w:pPr>
-        <w:spacing w:line="360" w:lineRule="auto"/>
-        <w:ind w:left="142" w:firstLine="709"/>
-        <w:jc w:val="both"/>
-        <w:rPr>
-          <w:sz w:val="28"/>
-          <w:szCs w:val="28"/>
-        </w:rPr>
-      </w:pPr>
-      <w:r>
-        <w:rPr>
-          <w:sz w:val="28"/>
-          <w:szCs w:val="28"/>
-        </w:rPr>
-        <w:t>Интерфейс приложения «Планировщик меню» включает следующие основные экраны:</w:t>
-      </w:r>
-    </w:p>
-    <w:p>
-      <w:pPr>
-        <w:pStyle w:val="a7"/>
-        <w:numPr>
-          <w:ilvl w:val="0"/>
-          <w:numId w:val="10"/>
-        </w:numPr>
-        <w:spacing w:line="360" w:lineRule="auto"/>
-        <w:ind w:firstLine="709"/>
-        <w:jc w:val="both"/>
-        <w:rPr>
-          <w:sz w:val="28"/>
-          <w:szCs w:val="28"/>
-        </w:rPr>
-      </w:pPr>
-      <w:r>
-        <w:rPr>
-          <w:sz w:val="28"/>
-          <w:szCs w:val="28"/>
-        </w:rPr>
-        <w:t>главный экран (ввод количества персон и</w:t>
-      </w:r>
-      <w:r>
-        <w:rPr>
-          <w:sz w:val="28"/>
-          <w:szCs w:val="28"/>
-        </w:rPr>
-        <w:t xml:space="preserve"> ввод бюджета</w:t>
-      </w:r>
-      <w:r>
-        <w:rPr>
-          <w:sz w:val="28"/>
-          <w:szCs w:val="28"/>
-        </w:rPr>
-        <w:t>);</w:t>
-      </w:r>
-    </w:p>
-    <w:p>
-      <w:pPr>
-        <w:pStyle w:val="a7"/>
-        <w:numPr>
-          <w:ilvl w:val="0"/>
-          <w:numId w:val="10"/>
-        </w:numPr>
-        <w:spacing w:line="360" w:lineRule="auto"/>
-        <w:ind w:firstLine="709"/>
-        <w:jc w:val="both"/>
-        <w:rPr>
-          <w:sz w:val="28"/>
-          <w:szCs w:val="28"/>
-        </w:rPr>
-      </w:pPr>
-      <w:r>
-        <w:rPr>
-          <w:sz w:val="28"/>
-          <w:szCs w:val="28"/>
-        </w:rPr>
-        <w:t>экран меню на неделю;</w:t>
-      </w:r>
-    </w:p>
-    <w:p>
-      <w:pPr>
-        <w:pStyle w:val="a7"/>
-        <w:numPr>
-          <w:ilvl w:val="0"/>
-          <w:numId w:val="10"/>
-        </w:numPr>
-        <w:spacing w:line="360" w:lineRule="auto"/>
-        <w:ind w:firstLine="709"/>
-        <w:jc w:val="both"/>
-        <w:rPr>
-          <w:sz w:val="28"/>
-          <w:szCs w:val="28"/>
-        </w:rPr>
-      </w:pPr>
-      <w:r>
-        <w:rPr>
-          <w:sz w:val="28"/>
-          <w:szCs w:val="28"/>
-        </w:rPr>
-        <w:t>экран редактирования меню;</w:t>
-      </w:r>
-    </w:p>
-    <w:p>
-      <w:pPr>
-        <w:pStyle w:val="a7"/>
-        <w:numPr>
-          <w:ilvl w:val="0"/>
-          <w:numId w:val="10"/>
-        </w:numPr>
-        <w:spacing w:line="360" w:lineRule="auto"/>
-        <w:ind w:firstLine="709"/>
-        <w:jc w:val="both"/>
-        <w:rPr>
-          <w:sz w:val="28"/>
-          <w:szCs w:val="28"/>
-        </w:rPr>
-      </w:pPr>
-      <w:r>
-        <w:rPr>
-          <w:sz w:val="28"/>
-          <w:szCs w:val="28"/>
-        </w:rPr>
-        <w:t>экран списка покупок;</w:t>
-      </w:r>
-    </w:p>
-    <w:p>
-      <w:pPr>
-        <w:pStyle w:val="a7"/>
-        <w:numPr>
-          <w:ilvl w:val="0"/>
-          <w:numId w:val="10"/>
-        </w:numPr>
-        <w:spacing w:line="360" w:lineRule="auto"/>
-        <w:ind w:firstLine="709"/>
-        <w:jc w:val="both"/>
-        <w:rPr>
-          <w:sz w:val="28"/>
-          <w:szCs w:val="28"/>
-        </w:rPr>
-      </w:pPr>
-      <w:r>
-        <w:rPr>
-          <w:sz w:val="28"/>
-          <w:szCs w:val="28"/>
-        </w:rPr>
-        <w:t>экран просмотра рецепта.</w:t>
-      </w:r>
-    </w:p>
-    <w:p>
-      <w:pPr>
-        <w:spacing w:line="360" w:lineRule="auto"/>
-        <w:ind w:firstLine="709"/>
-        <w:jc w:val="both"/>
-        <w:rPr>
-          <w:sz w:val="28"/>
-          <w:szCs w:val="28"/>
-        </w:rPr>
-      </w:pPr>
-      <w:r>
-        <w:rPr>
-          <w:sz w:val="28"/>
-          <w:szCs w:val="28"/>
-        </w:rPr>
-        <w:t xml:space="preserve">На рисунках 6, 7, 8 </w:t>
-      </w:r>
-      <w:proofErr w:type="spellStart"/>
-      <w:r>
-        <w:rPr>
-          <w:sz w:val="28"/>
-          <w:szCs w:val="28"/>
-        </w:rPr>
-        <w:t>представлны</w:t>
-      </w:r>
-      <w:proofErr w:type="spellEnd"/>
-      <w:r>
-        <w:rPr>
-          <w:sz w:val="28"/>
-          <w:szCs w:val="28"/>
-        </w:rPr>
-        <w:t xml:space="preserve"> прототипы страниц приложения  </w:t>
-      </w:r>
-    </w:p>
-    <w:p>
-      <w:pPr>
-        <w:spacing w:line="360" w:lineRule="auto"/>
-        <w:ind w:firstLine="709"/>
-        <w:jc w:val="both"/>
-        <w:rPr>
-          <w:noProof/>
-          <w:sz w:val="28"/>
-          <w:szCs w:val="28"/>
-        </w:rPr>
-      </w:pPr>
-    </w:p>
-    <w:p>
-      <w:pPr>
-        <w:spacing w:line="360" w:lineRule="auto"/>
-        <w:ind w:firstLine="709"/>
-        <w:jc w:val="both"/>
-        <w:rPr>
-          <w:noProof/>
-          <w:sz w:val="28"/>
-          <w:szCs w:val="28"/>
-        </w:rPr>
-      </w:pPr>
-      <w:r>
-        <w:rPr>
-          <w:noProof/>
-          <w:sz w:val="28"/>
-          <w:szCs w:val="28"/>
-        </w:rPr>
-        <w:tab/>
-        <w:t>Рисунок 6 – Главна</w:t>
-      </w:r>
-      <w:r>
-        <w:rPr>
-          <w:noProof/>
-          <w:sz w:val="28"/>
-          <w:szCs w:val="28"/>
-        </w:rPr>
-        <w:t>я страница</w:t>
-      </w:r>
-    </w:p>
-    <w:p>
-      <w:pPr>
-        <w:spacing w:line="360" w:lineRule="auto"/>
-        <w:ind w:firstLine="709"/>
-        <w:jc w:val="both"/>
-        <w:rPr>
-          <w:noProof/>
-          <w:sz w:val="28"/>
-          <w:szCs w:val="28"/>
-        </w:rPr>
-      </w:pPr>
-    </w:p>
-    <w:p>
-      <w:pPr>
-        <w:spacing w:line="360" w:lineRule="auto"/>
-        <w:ind w:firstLine="709"/>
-        <w:jc w:val="both"/>
-        <w:rPr>
-          <w:noProof/>
-          <w:sz w:val="28"/>
-          <w:szCs w:val="28"/>
-        </w:rPr>
-      </w:pPr>
-      <w:r>
-        <w:rPr>
-          <w:noProof/>
-          <w:sz w:val="28"/>
-          <w:szCs w:val="28"/>
-        </w:rPr>
-        <w:tab/>
-        <w:t>Рисунок 7 – Страница «список курсов»</w:t>
-      </w:r>
-    </w:p>
-    <w:p>
-      <w:pPr>
-        <w:spacing w:line="360" w:lineRule="auto"/>
-        <w:ind w:firstLine="709"/>
-        <w:jc w:val="both"/>
+        <w:jc w:val="center"/>
         <w:rPr>
           <w:noProof/>
           <w:sz w:val="28"/>
@@ -1302,10 +290,10 @@
         </w:rPr>
         <w:lastRenderedPageBreak/>
         <w:drawing>
-          <wp:inline distT="0" distB="0" distL="0" distR="0" wp14:anchorId="549ED9BE" wp14:editId="54DB664A">
-            <wp:extent cx="3476625" cy="3552825"/>
-            <wp:effectExtent l="0" t="0" r="9525" b="9525"/>
-            <wp:docPr id="3" name="Рисунок 3"/>
+          <wp:inline distT="0" distB="0" distL="0" distR="0" wp14:anchorId="505FFB83" wp14:editId="01128891">
+            <wp:extent cx="4953000" cy="4276364"/>
+            <wp:effectExtent l="0" t="0" r="0" b="0"/>
+            <wp:docPr id="2" name="Рисунок 2"/>
             <wp:cNvGraphicFramePr>
               <a:graphicFrameLocks xmlns:a="http://schemas.openxmlformats.org/drawingml/2006/main" noChangeAspect="1"/>
             </wp:cNvGraphicFramePr>
@@ -1313,36 +301,23 @@
               <a:graphicData uri="http://schemas.openxmlformats.org/drawingml/2006/picture">
                 <pic:pic xmlns:pic="http://schemas.openxmlformats.org/drawingml/2006/picture">
                   <pic:nvPicPr>
-                    <pic:cNvPr id="0" name="Picture 1"/>
-                    <pic:cNvPicPr>
-                      <a:picLocks noChangeAspect="1" noChangeArrowheads="1"/>
-                    </pic:cNvPicPr>
+                    <pic:cNvPr id="1" name=""/>
+                    <pic:cNvPicPr/>
                   </pic:nvPicPr>
                   <pic:blipFill>
-                    <a:blip r:embed="rId5">
-                      <a:extLst>
-                        <a:ext uri="{28A0092B-C50C-407E-A947-70E740481C1C}">
-                          <a14:useLocalDpi xmlns:a14="http://schemas.microsoft.com/office/drawing/2010/main" val="0"/>
-                        </a:ext>
-                      </a:extLst>
-                    </a:blip>
-                    <a:srcRect/>
+                    <a:blip r:embed="rId5"/>
                     <a:stretch>
                       <a:fillRect/>
                     </a:stretch>
                   </pic:blipFill>
-                  <pic:spPr bwMode="auto">
+                  <pic:spPr>
                     <a:xfrm>
                       <a:off x="0" y="0"/>
-                      <a:ext cx="3476625" cy="3552825"/>
+                      <a:ext cx="4958848" cy="4281413"/>
                     </a:xfrm>
                     <a:prstGeom prst="rect">
                       <a:avLst/>
                     </a:prstGeom>
-                    <a:noFill/>
-                    <a:ln>
-                      <a:noFill/>
-                    </a:ln>
                   </pic:spPr>
                 </pic:pic>
               </a:graphicData>
@@ -1355,36 +330,29 @@
       <w:pPr>
         <w:spacing w:line="360" w:lineRule="auto"/>
         <w:ind w:firstLine="709"/>
-        <w:jc w:val="both"/>
-        <w:rPr>
-          <w:noProof/>
-          <w:sz w:val="28"/>
-          <w:szCs w:val="28"/>
-        </w:rPr>
-      </w:pPr>
-      <w:r>
-        <w:rPr>
-          <w:noProof/>
-          <w:sz w:val="28"/>
-          <w:szCs w:val="28"/>
-        </w:rPr>
-        <w:t>Рисунок 8 –</w:t>
-      </w:r>
-      <w:r>
-        <w:rPr>
-          <w:noProof/>
-          <w:sz w:val="28"/>
-          <w:szCs w:val="28"/>
-        </w:rPr>
-        <w:t>Р</w:t>
-      </w:r>
-      <w:r>
-        <w:rPr>
-          <w:noProof/>
-          <w:sz w:val="28"/>
-          <w:szCs w:val="28"/>
-        </w:rPr>
-        <w:t xml:space="preserve">егистрации </w:t>
+        <w:jc w:val="center"/>
+        <w:rPr>
+          <w:noProof/>
+          <w:sz w:val="28"/>
+          <w:szCs w:val="28"/>
+        </w:rPr>
+      </w:pPr>
+      <w:r>
+        <w:rPr>
+          <w:noProof/>
+          <w:sz w:val="28"/>
+          <w:szCs w:val="28"/>
+        </w:rPr>
+        <w:t>Рисунок 1</w:t>
+      </w:r>
+      <w:r>
+        <w:rPr>
+          <w:noProof/>
+          <w:sz w:val="28"/>
+          <w:szCs w:val="28"/>
+        </w:rPr>
+        <w:softHyphen/>
+        <w:t xml:space="preserve"> – Диаграмма Uses CASE</w:t>
       </w:r>
     </w:p>
     <w:p>
@@ -1393,9 +361,1216 @@
         <w:ind w:firstLine="709"/>
         <w:jc w:val="both"/>
         <w:rPr>
+          <w:noProof/>
+          <w:sz w:val="28"/>
+          <w:szCs w:val="28"/>
+        </w:rPr>
+      </w:pPr>
+      <w:r>
+        <w:rPr>
+          <w:noProof/>
+          <w:sz w:val="28"/>
+          <w:szCs w:val="28"/>
+        </w:rPr>
+        <w:t>Следующим пунктом является диаграмма деятельности, которая описывает последовательность действий пользователя и системы.</w:t>
+      </w:r>
+    </w:p>
+    <w:p>
+      <w:pPr>
+        <w:spacing w:line="360" w:lineRule="auto"/>
+        <w:ind w:firstLine="709"/>
+        <w:jc w:val="both"/>
+        <w:rPr>
+          <w:noProof/>
+          <w:sz w:val="28"/>
+          <w:szCs w:val="28"/>
+        </w:rPr>
+      </w:pPr>
+      <w:r>
+        <w:rPr>
+          <w:noProof/>
+          <w:sz w:val="28"/>
+          <w:szCs w:val="28"/>
+        </w:rPr>
+        <w:t>На рисунке 2 представлена диаграмма деятельности для приложения «Планировщик меню». Пользователь вводит количество персон</w:t>
+      </w:r>
+      <w:r>
+        <w:rPr>
+          <w:noProof/>
+          <w:sz w:val="28"/>
+          <w:szCs w:val="28"/>
+        </w:rPr>
+        <w:t xml:space="preserve">, вводим бюджет. </w:t>
+      </w:r>
+      <w:r>
+        <w:rPr>
+          <w:noProof/>
+          <w:sz w:val="28"/>
+          <w:szCs w:val="28"/>
+        </w:rPr>
+        <w:t>Далее система генерирует меню на неделю. После генерации пользователь может редактировать меню (заменять, добавлять или удалять блюда). Затем система автоматически рассчитывает стоимость и КБЖУ, а также формирует список покупок.</w:t>
+      </w:r>
+    </w:p>
+    <w:p>
+      <w:pPr>
+        <w:spacing w:line="360" w:lineRule="auto"/>
+        <w:ind w:firstLine="709"/>
+        <w:jc w:val="center"/>
+        <w:rPr>
+          <w:noProof/>
+          <w:sz w:val="28"/>
+          <w:szCs w:val="28"/>
+        </w:rPr>
+      </w:pPr>
+      <w:r>
+        <w:rPr>
+          <w:noProof/>
+          <w:sz w:val="28"/>
+          <w:szCs w:val="28"/>
+        </w:rPr>
+        <w:lastRenderedPageBreak/>
+        <w:drawing>
+          <wp:inline distT="0" distB="0" distL="0" distR="0" wp14:anchorId="0725F4BB" wp14:editId="0CA0452A">
+            <wp:extent cx="2362200" cy="4768692"/>
+            <wp:effectExtent l="0" t="0" r="0" b="0"/>
+            <wp:docPr id="1" name="Рисунок 1"/>
+            <wp:cNvGraphicFramePr>
+              <a:graphicFrameLocks xmlns:a="http://schemas.openxmlformats.org/drawingml/2006/main" noChangeAspect="1"/>
+            </wp:cNvGraphicFramePr>
+            <a:graphic xmlns:a="http://schemas.openxmlformats.org/drawingml/2006/main">
+              <a:graphicData uri="http://schemas.openxmlformats.org/drawingml/2006/picture">
+                <pic:pic xmlns:pic="http://schemas.openxmlformats.org/drawingml/2006/picture">
+                  <pic:nvPicPr>
+                    <pic:cNvPr id="1" name=""/>
+                    <pic:cNvPicPr/>
+                  </pic:nvPicPr>
+                  <pic:blipFill>
+                    <a:blip r:embed="rId6"/>
+                    <a:stretch>
+                      <a:fillRect/>
+                    </a:stretch>
+                  </pic:blipFill>
+                  <pic:spPr>
+                    <a:xfrm>
+                      <a:off x="0" y="0"/>
+                      <a:ext cx="2369885" cy="4784206"/>
+                    </a:xfrm>
+                    <a:prstGeom prst="rect">
+                      <a:avLst/>
+                    </a:prstGeom>
+                  </pic:spPr>
+                </pic:pic>
+              </a:graphicData>
+            </a:graphic>
+          </wp:inline>
+        </w:drawing>
+      </w:r>
+    </w:p>
+    <w:p>
+      <w:pPr>
+        <w:spacing w:line="360" w:lineRule="auto"/>
+        <w:ind w:firstLine="709"/>
+        <w:jc w:val="center"/>
+        <w:rPr>
+          <w:noProof/>
+          <w:sz w:val="28"/>
+          <w:szCs w:val="28"/>
+        </w:rPr>
+      </w:pPr>
+      <w:r>
+        <w:rPr>
+          <w:noProof/>
+          <w:sz w:val="28"/>
+          <w:szCs w:val="28"/>
+        </w:rPr>
+        <w:t>Рисунок 2 – Диаграмма деятельности</w:t>
+      </w:r>
+    </w:p>
+    <w:p>
+      <w:pPr>
+        <w:spacing w:line="360" w:lineRule="auto"/>
+        <w:ind w:firstLine="709"/>
+        <w:jc w:val="both"/>
+        <w:rPr>
+          <w:noProof/>
+          <w:sz w:val="28"/>
+          <w:szCs w:val="28"/>
+        </w:rPr>
+      </w:pPr>
+    </w:p>
+    <w:p>
+      <w:pPr>
+        <w:pStyle w:val="1"/>
+      </w:pPr>
+      <w:r>
+        <w:t>3.2</w:t>
+      </w:r>
+      <w:r>
+        <w:t xml:space="preserve"> </w:t>
+      </w:r>
+      <w:bookmarkStart w:id="4" w:name="_Toc222434549"/>
+      <w:bookmarkStart w:id="5" w:name="_Toc222436968"/>
+      <w:r>
+        <w:t>Функциональная схема ПП</w:t>
+      </w:r>
+      <w:bookmarkEnd w:id="4"/>
+      <w:bookmarkEnd w:id="5"/>
+    </w:p>
+    <w:p>
+      <w:pPr>
+        <w:spacing w:line="360" w:lineRule="auto"/>
+        <w:ind w:firstLine="709"/>
+        <w:jc w:val="both"/>
+        <w:rPr>
+          <w:sz w:val="28"/>
+          <w:szCs w:val="28"/>
+        </w:rPr>
+      </w:pPr>
+      <w:r>
+        <w:rPr>
+          <w:sz w:val="28"/>
+          <w:szCs w:val="28"/>
+        </w:rPr>
+        <w:t>Функциональная схема программного продукта необходима для наглядного представления основных функций системы и их взаимосвязей. Она позволяет определить, какие функции выполняет система и как они взаимодействуют между собой.</w:t>
+      </w:r>
+    </w:p>
+    <w:p>
+      <w:pPr>
+        <w:spacing w:line="360" w:lineRule="auto"/>
+        <w:ind w:firstLine="709"/>
+        <w:jc w:val="both"/>
+        <w:rPr>
+          <w:sz w:val="28"/>
+          <w:szCs w:val="28"/>
+        </w:rPr>
+      </w:pPr>
+      <w:r>
+        <w:rPr>
+          <w:sz w:val="28"/>
+          <w:szCs w:val="28"/>
+        </w:rPr>
+        <w:t>Основные функции приложения:</w:t>
+      </w:r>
+    </w:p>
+    <w:p>
+      <w:pPr>
+        <w:pStyle w:val="a7"/>
+        <w:numPr>
+          <w:ilvl w:val="0"/>
+          <w:numId w:val="5"/>
+        </w:numPr>
+        <w:spacing w:line="360" w:lineRule="auto"/>
+        <w:ind w:left="0" w:firstLine="709"/>
+        <w:jc w:val="both"/>
+        <w:rPr>
+          <w:sz w:val="28"/>
+          <w:szCs w:val="28"/>
+        </w:rPr>
+      </w:pPr>
+      <w:r>
+        <w:rPr>
+          <w:sz w:val="28"/>
+          <w:szCs w:val="28"/>
+        </w:rPr>
+        <w:t>генерация меню;</w:t>
+      </w:r>
+    </w:p>
+    <w:p>
+      <w:pPr>
+        <w:pStyle w:val="a7"/>
+        <w:numPr>
+          <w:ilvl w:val="0"/>
+          <w:numId w:val="5"/>
+        </w:numPr>
+        <w:spacing w:line="360" w:lineRule="auto"/>
+        <w:ind w:left="0" w:firstLine="709"/>
+        <w:jc w:val="both"/>
+        <w:rPr>
+          <w:sz w:val="28"/>
+          <w:szCs w:val="28"/>
+        </w:rPr>
+      </w:pPr>
+      <w:r>
+        <w:rPr>
+          <w:sz w:val="28"/>
+          <w:szCs w:val="28"/>
+        </w:rPr>
+        <w:t>расчёт стоимости;</w:t>
+      </w:r>
+    </w:p>
+    <w:p>
+      <w:pPr>
+        <w:pStyle w:val="a7"/>
+        <w:numPr>
+          <w:ilvl w:val="0"/>
+          <w:numId w:val="5"/>
+        </w:numPr>
+        <w:spacing w:line="360" w:lineRule="auto"/>
+        <w:ind w:left="0" w:firstLine="709"/>
+        <w:jc w:val="both"/>
+        <w:rPr>
+          <w:sz w:val="28"/>
+          <w:szCs w:val="28"/>
+        </w:rPr>
+      </w:pPr>
+      <w:r>
+        <w:rPr>
+          <w:sz w:val="28"/>
+          <w:szCs w:val="28"/>
+        </w:rPr>
+        <w:t>расчёт КБЖУ;</w:t>
+      </w:r>
+    </w:p>
+    <w:p>
+      <w:pPr>
+        <w:pStyle w:val="a7"/>
+        <w:numPr>
+          <w:ilvl w:val="0"/>
+          <w:numId w:val="5"/>
+        </w:numPr>
+        <w:spacing w:line="360" w:lineRule="auto"/>
+        <w:ind w:left="0" w:firstLine="709"/>
+        <w:jc w:val="both"/>
+        <w:rPr>
+          <w:sz w:val="28"/>
+          <w:szCs w:val="28"/>
+        </w:rPr>
+      </w:pPr>
+      <w:r>
+        <w:rPr>
+          <w:sz w:val="28"/>
+          <w:szCs w:val="28"/>
+        </w:rPr>
+        <w:t>редактирование меню;</w:t>
+      </w:r>
+    </w:p>
+    <w:p>
+      <w:pPr>
+        <w:pStyle w:val="a7"/>
+        <w:numPr>
+          <w:ilvl w:val="0"/>
+          <w:numId w:val="5"/>
+        </w:numPr>
+        <w:spacing w:line="360" w:lineRule="auto"/>
+        <w:ind w:left="0" w:firstLine="709"/>
+        <w:jc w:val="both"/>
+        <w:rPr>
+          <w:sz w:val="28"/>
+          <w:szCs w:val="28"/>
+        </w:rPr>
+      </w:pPr>
+      <w:r>
+        <w:rPr>
+          <w:sz w:val="28"/>
+          <w:szCs w:val="28"/>
+        </w:rPr>
+        <w:lastRenderedPageBreak/>
+        <w:t>формирование списка покупок;</w:t>
+      </w:r>
+    </w:p>
+    <w:p>
+      <w:pPr>
+        <w:pStyle w:val="a7"/>
+        <w:numPr>
+          <w:ilvl w:val="0"/>
+          <w:numId w:val="5"/>
+        </w:numPr>
+        <w:spacing w:line="360" w:lineRule="auto"/>
+        <w:ind w:left="0" w:firstLine="709"/>
+        <w:jc w:val="both"/>
+        <w:rPr>
+          <w:sz w:val="28"/>
+          <w:szCs w:val="28"/>
+        </w:rPr>
+      </w:pPr>
+      <w:r>
+        <w:rPr>
+          <w:sz w:val="28"/>
+          <w:szCs w:val="28"/>
+        </w:rPr>
+        <w:t>работа с рецептами и ингредиентами.</w:t>
+      </w:r>
+    </w:p>
+    <w:p>
+      <w:pPr>
+        <w:spacing w:line="360" w:lineRule="auto"/>
+        <w:ind w:firstLine="709"/>
+        <w:jc w:val="both"/>
+        <w:rPr>
+          <w:sz w:val="28"/>
+          <w:szCs w:val="28"/>
+        </w:rPr>
+      </w:pPr>
+      <w:r>
+        <w:rPr>
+          <w:sz w:val="28"/>
+          <w:szCs w:val="28"/>
+        </w:rPr>
+        <w:t>Диаграмма классов базы данных представляет собой графическое отображение структуры данных и связей между сущностями.</w:t>
+      </w:r>
+    </w:p>
+    <w:p>
+      <w:pPr>
+        <w:spacing w:line="360" w:lineRule="auto"/>
+        <w:ind w:firstLine="709"/>
+        <w:jc w:val="both"/>
+        <w:rPr>
+          <w:sz w:val="28"/>
+          <w:szCs w:val="28"/>
+        </w:rPr>
+      </w:pPr>
+      <w:r>
+        <w:rPr>
+          <w:sz w:val="28"/>
+          <w:szCs w:val="28"/>
+        </w:rPr>
+        <w:t>На рисунке 3 представлена диаграмма классов для приложения «Планировщик меню». Она включает следующие сущности:</w:t>
+      </w:r>
+    </w:p>
+    <w:p>
+      <w:pPr>
+        <w:pStyle w:val="a7"/>
+        <w:numPr>
+          <w:ilvl w:val="0"/>
+          <w:numId w:val="5"/>
+        </w:numPr>
+        <w:spacing w:line="360" w:lineRule="auto"/>
+        <w:ind w:left="0" w:firstLine="709"/>
+        <w:jc w:val="both"/>
+        <w:rPr>
+          <w:sz w:val="28"/>
+          <w:szCs w:val="28"/>
+        </w:rPr>
+      </w:pPr>
+      <w:r>
+        <w:rPr>
+          <w:sz w:val="28"/>
+          <w:szCs w:val="28"/>
+        </w:rPr>
+        <w:t>меню;</w:t>
+      </w:r>
+    </w:p>
+    <w:p>
+      <w:pPr>
+        <w:pStyle w:val="a7"/>
+        <w:numPr>
+          <w:ilvl w:val="0"/>
+          <w:numId w:val="5"/>
+        </w:numPr>
+        <w:spacing w:line="360" w:lineRule="auto"/>
+        <w:ind w:left="0" w:firstLine="709"/>
+        <w:jc w:val="both"/>
+        <w:rPr>
+          <w:sz w:val="28"/>
+          <w:szCs w:val="28"/>
+        </w:rPr>
+      </w:pPr>
+      <w:r>
+        <w:rPr>
+          <w:sz w:val="28"/>
+          <w:szCs w:val="28"/>
+        </w:rPr>
+        <w:t>день;</w:t>
+      </w:r>
+    </w:p>
+    <w:p>
+      <w:pPr>
+        <w:pStyle w:val="a7"/>
+        <w:numPr>
+          <w:ilvl w:val="0"/>
+          <w:numId w:val="5"/>
+        </w:numPr>
+        <w:spacing w:line="360" w:lineRule="auto"/>
+        <w:ind w:left="0" w:firstLine="709"/>
+        <w:jc w:val="both"/>
+        <w:rPr>
+          <w:sz w:val="28"/>
+          <w:szCs w:val="28"/>
+        </w:rPr>
+      </w:pPr>
+      <w:r>
+        <w:rPr>
+          <w:sz w:val="28"/>
+          <w:szCs w:val="28"/>
+        </w:rPr>
+        <w:t>приём пищи;</w:t>
+      </w:r>
+    </w:p>
+    <w:p>
+      <w:pPr>
+        <w:pStyle w:val="a7"/>
+        <w:numPr>
+          <w:ilvl w:val="0"/>
+          <w:numId w:val="5"/>
+        </w:numPr>
+        <w:spacing w:line="360" w:lineRule="auto"/>
+        <w:ind w:left="0" w:firstLine="709"/>
+        <w:jc w:val="both"/>
+        <w:rPr>
+          <w:sz w:val="28"/>
+          <w:szCs w:val="28"/>
+        </w:rPr>
+      </w:pPr>
+      <w:r>
+        <w:rPr>
+          <w:sz w:val="28"/>
+          <w:szCs w:val="28"/>
+        </w:rPr>
+        <w:t>блюдо;</w:t>
+      </w:r>
+    </w:p>
+    <w:p>
+      <w:pPr>
+        <w:pStyle w:val="a7"/>
+        <w:numPr>
+          <w:ilvl w:val="0"/>
+          <w:numId w:val="5"/>
+        </w:numPr>
+        <w:spacing w:line="360" w:lineRule="auto"/>
+        <w:ind w:left="0" w:firstLine="709"/>
+        <w:jc w:val="both"/>
+        <w:rPr>
+          <w:sz w:val="28"/>
+          <w:szCs w:val="28"/>
+        </w:rPr>
+      </w:pPr>
+      <w:r>
+        <w:rPr>
+          <w:sz w:val="28"/>
+          <w:szCs w:val="28"/>
+        </w:rPr>
+        <w:t>ингредиент;</w:t>
+      </w:r>
+    </w:p>
+    <w:p>
+      <w:pPr>
+        <w:pStyle w:val="a7"/>
+        <w:numPr>
+          <w:ilvl w:val="0"/>
+          <w:numId w:val="5"/>
+        </w:numPr>
+        <w:spacing w:line="360" w:lineRule="auto"/>
+        <w:ind w:left="0" w:firstLine="709"/>
+        <w:jc w:val="both"/>
+        <w:rPr>
+          <w:sz w:val="28"/>
+          <w:szCs w:val="28"/>
+        </w:rPr>
+      </w:pPr>
+      <w:r>
+        <w:rPr>
+          <w:sz w:val="28"/>
+          <w:szCs w:val="28"/>
+        </w:rPr>
+        <w:t>состав блюда;</w:t>
+      </w:r>
+    </w:p>
+    <w:p>
+      <w:pPr>
+        <w:pStyle w:val="a7"/>
+        <w:numPr>
+          <w:ilvl w:val="0"/>
+          <w:numId w:val="5"/>
+        </w:numPr>
+        <w:spacing w:line="360" w:lineRule="auto"/>
+        <w:ind w:left="0" w:firstLine="709"/>
+        <w:jc w:val="both"/>
+        <w:rPr>
+          <w:sz w:val="28"/>
+          <w:szCs w:val="28"/>
+        </w:rPr>
+      </w:pPr>
+      <w:r>
+        <w:rPr>
+          <w:sz w:val="28"/>
+          <w:szCs w:val="28"/>
+        </w:rPr>
+        <w:t>цена;</w:t>
+      </w:r>
+    </w:p>
+    <w:p>
+      <w:pPr>
+        <w:pStyle w:val="a7"/>
+        <w:numPr>
+          <w:ilvl w:val="0"/>
+          <w:numId w:val="5"/>
+        </w:numPr>
+        <w:spacing w:line="360" w:lineRule="auto"/>
+        <w:ind w:left="0" w:firstLine="709"/>
+        <w:jc w:val="both"/>
+        <w:rPr>
+          <w:sz w:val="28"/>
+          <w:szCs w:val="28"/>
+        </w:rPr>
+      </w:pPr>
+      <w:r>
+        <w:rPr>
+          <w:sz w:val="28"/>
+          <w:szCs w:val="28"/>
+        </w:rPr>
+        <w:t>список покупок.</w:t>
+      </w:r>
+      <w:r>
+        <w:rPr>
           <w:sz w:val="28"/>
           <w:szCs w:val="28"/>
           <w:lang w:val="en-US"/>
+        </w:rPr>
+        <w:tab/>
+      </w:r>
+    </w:p>
+    <w:p>
+      <w:pPr>
+        <w:spacing w:line="360" w:lineRule="auto"/>
+        <w:ind w:firstLine="709"/>
+        <w:jc w:val="both"/>
+        <w:rPr>
+          <w:sz w:val="28"/>
+          <w:szCs w:val="28"/>
+        </w:rPr>
+      </w:pPr>
+      <w:r>
+        <w:rPr>
+          <w:sz w:val="28"/>
+          <w:szCs w:val="28"/>
+        </w:rPr>
+        <w:t>Связи между сущностями позволяют реализовать:</w:t>
+      </w:r>
+    </w:p>
+    <w:p>
+      <w:pPr>
+        <w:pStyle w:val="a7"/>
+        <w:numPr>
+          <w:ilvl w:val="0"/>
+          <w:numId w:val="9"/>
+        </w:numPr>
+        <w:spacing w:line="360" w:lineRule="auto"/>
+        <w:ind w:left="0" w:firstLine="709"/>
+        <w:jc w:val="both"/>
+        <w:rPr>
+          <w:sz w:val="28"/>
+          <w:szCs w:val="28"/>
+        </w:rPr>
+      </w:pPr>
+      <w:r>
+        <w:rPr>
+          <w:sz w:val="28"/>
+          <w:szCs w:val="28"/>
+        </w:rPr>
+        <w:t>хранение меню;</w:t>
+      </w:r>
+    </w:p>
+    <w:p>
+      <w:pPr>
+        <w:pStyle w:val="a7"/>
+        <w:numPr>
+          <w:ilvl w:val="0"/>
+          <w:numId w:val="9"/>
+        </w:numPr>
+        <w:spacing w:line="360" w:lineRule="auto"/>
+        <w:ind w:left="0" w:firstLine="709"/>
+        <w:jc w:val="both"/>
+        <w:rPr>
+          <w:sz w:val="28"/>
+          <w:szCs w:val="28"/>
+        </w:rPr>
+      </w:pPr>
+      <w:r>
+        <w:rPr>
+          <w:sz w:val="28"/>
+          <w:szCs w:val="28"/>
+        </w:rPr>
+        <w:t>расчёт стоимости;</w:t>
+      </w:r>
+    </w:p>
+    <w:p>
+      <w:pPr>
+        <w:pStyle w:val="a7"/>
+        <w:numPr>
+          <w:ilvl w:val="0"/>
+          <w:numId w:val="9"/>
+        </w:numPr>
+        <w:spacing w:line="360" w:lineRule="auto"/>
+        <w:ind w:left="0" w:firstLine="709"/>
+        <w:jc w:val="both"/>
+        <w:rPr>
+          <w:sz w:val="28"/>
+          <w:szCs w:val="28"/>
+        </w:rPr>
+      </w:pPr>
+      <w:r>
+        <w:rPr>
+          <w:sz w:val="28"/>
+          <w:szCs w:val="28"/>
+        </w:rPr>
+        <w:t>формирование списка покупок.</w:t>
+      </w:r>
+    </w:p>
+    <w:p>
+      <w:pPr>
+        <w:spacing w:line="360" w:lineRule="auto"/>
+        <w:jc w:val="both"/>
+        <w:rPr>
+          <w:noProof/>
+          <w:sz w:val="28"/>
+          <w:szCs w:val="28"/>
+        </w:rPr>
+      </w:pPr>
+    </w:p>
+    <w:p>
+      <w:pPr>
+        <w:spacing w:line="360" w:lineRule="auto"/>
+        <w:ind w:firstLine="709"/>
+        <w:jc w:val="both"/>
+        <w:rPr>
+          <w:noProof/>
+          <w:sz w:val="28"/>
+          <w:szCs w:val="28"/>
+        </w:rPr>
+      </w:pPr>
+      <w:r>
+        <w:rPr>
+          <w:noProof/>
+          <w:sz w:val="28"/>
+          <w:szCs w:val="28"/>
+        </w:rPr>
+        <w:t>Рисунок 3 – Диаграмма классов</w:t>
+      </w:r>
+    </w:p>
+    <w:p>
+      <w:pPr>
+        <w:pStyle w:val="1"/>
+      </w:pPr>
+      <w:bookmarkStart w:id="6" w:name="_Toc222434551"/>
+      <w:bookmarkStart w:id="7" w:name="_Toc222436970"/>
+      <w:r>
+        <w:t>3.3</w:t>
+      </w:r>
+      <w:r>
+        <w:t>Проектирование интерфейса</w:t>
+      </w:r>
+      <w:bookmarkEnd w:id="6"/>
+      <w:bookmarkEnd w:id="7"/>
+    </w:p>
+    <w:p>
+      <w:pPr>
+        <w:spacing w:line="360" w:lineRule="auto"/>
+        <w:ind w:left="142" w:firstLine="709"/>
+        <w:jc w:val="both"/>
+        <w:rPr>
+          <w:sz w:val="28"/>
+          <w:szCs w:val="28"/>
+        </w:rPr>
+      </w:pPr>
+      <w:r>
+        <w:rPr>
+          <w:sz w:val="28"/>
+          <w:szCs w:val="28"/>
+        </w:rPr>
+        <w:t>Проектирование интерфейса программного продукта – это процесс создания удобного взаимодействия пользователя с системой. Основной задачей является обеспечение простоты и понятности использования приложения.</w:t>
+      </w:r>
+    </w:p>
+    <w:p>
+      <w:pPr>
+        <w:spacing w:line="360" w:lineRule="auto"/>
+        <w:ind w:left="142" w:firstLine="709"/>
+        <w:jc w:val="both"/>
+        <w:rPr>
+          <w:sz w:val="28"/>
+          <w:szCs w:val="28"/>
+        </w:rPr>
+      </w:pPr>
+      <w:r>
+        <w:rPr>
+          <w:sz w:val="28"/>
+          <w:szCs w:val="28"/>
+        </w:rPr>
+        <w:t>Интерфейс приложения «Планировщик меню» включает следующие основные экраны:</w:t>
+      </w:r>
+    </w:p>
+    <w:p>
+      <w:pPr>
+        <w:pStyle w:val="a7"/>
+        <w:numPr>
+          <w:ilvl w:val="0"/>
+          <w:numId w:val="10"/>
+        </w:numPr>
+        <w:spacing w:line="360" w:lineRule="auto"/>
+        <w:ind w:firstLine="709"/>
+        <w:jc w:val="both"/>
+        <w:rPr>
+          <w:sz w:val="28"/>
+          <w:szCs w:val="28"/>
+        </w:rPr>
+      </w:pPr>
+      <w:r>
+        <w:rPr>
+          <w:sz w:val="28"/>
+          <w:szCs w:val="28"/>
+        </w:rPr>
+        <w:lastRenderedPageBreak/>
+        <w:t>главный экран (ввод количества персон и</w:t>
+      </w:r>
+      <w:r>
+        <w:rPr>
+          <w:sz w:val="28"/>
+          <w:szCs w:val="28"/>
+        </w:rPr>
+        <w:t xml:space="preserve"> ввод бюджета</w:t>
+      </w:r>
+      <w:r>
+        <w:rPr>
+          <w:sz w:val="28"/>
+          <w:szCs w:val="28"/>
+        </w:rPr>
+        <w:t>);</w:t>
+      </w:r>
+    </w:p>
+    <w:p>
+      <w:pPr>
+        <w:pStyle w:val="a7"/>
+        <w:numPr>
+          <w:ilvl w:val="0"/>
+          <w:numId w:val="10"/>
+        </w:numPr>
+        <w:spacing w:line="360" w:lineRule="auto"/>
+        <w:ind w:firstLine="709"/>
+        <w:jc w:val="both"/>
+        <w:rPr>
+          <w:sz w:val="28"/>
+          <w:szCs w:val="28"/>
+        </w:rPr>
+      </w:pPr>
+      <w:r>
+        <w:rPr>
+          <w:sz w:val="28"/>
+          <w:szCs w:val="28"/>
+        </w:rPr>
+        <w:t>экран меню на неделю;</w:t>
+      </w:r>
+    </w:p>
+    <w:p>
+      <w:pPr>
+        <w:pStyle w:val="a7"/>
+        <w:numPr>
+          <w:ilvl w:val="0"/>
+          <w:numId w:val="10"/>
+        </w:numPr>
+        <w:spacing w:line="360" w:lineRule="auto"/>
+        <w:ind w:firstLine="709"/>
+        <w:jc w:val="both"/>
+        <w:rPr>
+          <w:sz w:val="28"/>
+          <w:szCs w:val="28"/>
+        </w:rPr>
+      </w:pPr>
+      <w:r>
+        <w:rPr>
+          <w:sz w:val="28"/>
+          <w:szCs w:val="28"/>
+        </w:rPr>
+        <w:t>экран редактирования меню;</w:t>
+      </w:r>
+    </w:p>
+    <w:p>
+      <w:pPr>
+        <w:pStyle w:val="a7"/>
+        <w:numPr>
+          <w:ilvl w:val="0"/>
+          <w:numId w:val="10"/>
+        </w:numPr>
+        <w:spacing w:line="360" w:lineRule="auto"/>
+        <w:ind w:firstLine="709"/>
+        <w:jc w:val="both"/>
+        <w:rPr>
+          <w:sz w:val="28"/>
+          <w:szCs w:val="28"/>
+        </w:rPr>
+      </w:pPr>
+      <w:r>
+        <w:rPr>
+          <w:sz w:val="28"/>
+          <w:szCs w:val="28"/>
+        </w:rPr>
+        <w:t>экран списка покупок;</w:t>
+      </w:r>
+    </w:p>
+    <w:p>
+      <w:pPr>
+        <w:pStyle w:val="a7"/>
+        <w:numPr>
+          <w:ilvl w:val="0"/>
+          <w:numId w:val="10"/>
+        </w:numPr>
+        <w:spacing w:line="360" w:lineRule="auto"/>
+        <w:ind w:firstLine="709"/>
+        <w:jc w:val="both"/>
+        <w:rPr>
+          <w:sz w:val="28"/>
+          <w:szCs w:val="28"/>
+        </w:rPr>
+      </w:pPr>
+      <w:r>
+        <w:rPr>
+          <w:sz w:val="28"/>
+          <w:szCs w:val="28"/>
+        </w:rPr>
+        <w:t>экран просмотра рецепта.</w:t>
+      </w:r>
+    </w:p>
+    <w:p>
+      <w:pPr>
+        <w:spacing w:line="360" w:lineRule="auto"/>
+        <w:ind w:firstLine="709"/>
+        <w:jc w:val="both"/>
+        <w:rPr>
+          <w:sz w:val="28"/>
+          <w:szCs w:val="28"/>
+        </w:rPr>
+      </w:pPr>
+      <w:r>
+        <w:rPr>
+          <w:sz w:val="28"/>
+          <w:szCs w:val="28"/>
+        </w:rPr>
+        <w:t>На рисунках 6, 7,</w:t>
+      </w:r>
+      <w:r>
+        <w:rPr>
+          <w:sz w:val="28"/>
+          <w:szCs w:val="28"/>
+        </w:rPr>
+        <w:t>8</w:t>
+      </w:r>
+      <w:r>
+        <w:rPr>
+          <w:sz w:val="28"/>
+          <w:szCs w:val="28"/>
+        </w:rPr>
+        <w:t xml:space="preserve"> </w:t>
+      </w:r>
+      <w:r>
+        <w:rPr>
+          <w:sz w:val="28"/>
+          <w:szCs w:val="28"/>
+        </w:rPr>
+        <w:t>представлены</w:t>
+      </w:r>
+      <w:r>
+        <w:rPr>
+          <w:sz w:val="28"/>
+          <w:szCs w:val="28"/>
+        </w:rPr>
+        <w:t xml:space="preserve"> прототипы страниц приложения  </w:t>
+      </w:r>
+    </w:p>
+    <w:p>
+      <w:pPr>
+        <w:spacing w:line="360" w:lineRule="auto"/>
+        <w:ind w:firstLine="709"/>
+        <w:jc w:val="center"/>
+        <w:rPr>
+          <w:noProof/>
+          <w:sz w:val="28"/>
+          <w:szCs w:val="28"/>
+        </w:rPr>
+      </w:pPr>
+      <w:r>
+        <w:rPr>
+          <w:noProof/>
+          <w:sz w:val="28"/>
+          <w:szCs w:val="28"/>
+        </w:rPr>
+        <w:drawing>
+          <wp:inline distT="0" distB="0" distL="0" distR="0" wp14:anchorId="2DAFF24C" wp14:editId="51EF231A">
+            <wp:extent cx="3486637" cy="4124901"/>
+            <wp:effectExtent l="0" t="0" r="0" b="9525"/>
+            <wp:docPr id="4" name="Рисунок 4"/>
+            <wp:cNvGraphicFramePr>
+              <a:graphicFrameLocks xmlns:a="http://schemas.openxmlformats.org/drawingml/2006/main" noChangeAspect="1"/>
+            </wp:cNvGraphicFramePr>
+            <a:graphic xmlns:a="http://schemas.openxmlformats.org/drawingml/2006/main">
+              <a:graphicData uri="http://schemas.openxmlformats.org/drawingml/2006/picture">
+                <pic:pic xmlns:pic="http://schemas.openxmlformats.org/drawingml/2006/picture">
+                  <pic:nvPicPr>
+                    <pic:cNvPr id="1" name=""/>
+                    <pic:cNvPicPr/>
+                  </pic:nvPicPr>
+                  <pic:blipFill>
+                    <a:blip r:embed="rId7"/>
+                    <a:stretch>
+                      <a:fillRect/>
+                    </a:stretch>
+                  </pic:blipFill>
+                  <pic:spPr>
+                    <a:xfrm>
+                      <a:off x="0" y="0"/>
+                      <a:ext cx="3486637" cy="4124901"/>
+                    </a:xfrm>
+                    <a:prstGeom prst="rect">
+                      <a:avLst/>
+                    </a:prstGeom>
+                  </pic:spPr>
+                </pic:pic>
+              </a:graphicData>
+            </a:graphic>
+          </wp:inline>
+        </w:drawing>
+      </w:r>
+    </w:p>
+    <w:p>
+      <w:pPr>
+        <w:spacing w:line="360" w:lineRule="auto"/>
+        <w:ind w:firstLine="709"/>
+        <w:jc w:val="center"/>
+        <w:rPr>
+          <w:noProof/>
+          <w:sz w:val="28"/>
+          <w:szCs w:val="28"/>
+        </w:rPr>
+      </w:pPr>
+      <w:r>
+        <w:rPr>
+          <w:noProof/>
+          <w:sz w:val="28"/>
+          <w:szCs w:val="28"/>
+        </w:rPr>
+        <w:t>Рисунок 6 – Главна</w:t>
+      </w:r>
+      <w:r>
+        <w:rPr>
+          <w:noProof/>
+          <w:sz w:val="28"/>
+          <w:szCs w:val="28"/>
+        </w:rPr>
+        <w:t>я страница</w:t>
+      </w:r>
+    </w:p>
+    <w:p>
+      <w:pPr>
+        <w:spacing w:line="360" w:lineRule="auto"/>
+        <w:ind w:firstLine="709"/>
+        <w:jc w:val="center"/>
+        <w:rPr>
+          <w:noProof/>
+          <w:sz w:val="28"/>
+          <w:szCs w:val="28"/>
+        </w:rPr>
+      </w:pPr>
+      <w:r>
+        <w:rPr>
+          <w:noProof/>
+          <w:sz w:val="28"/>
+          <w:szCs w:val="28"/>
+        </w:rPr>
+        <w:lastRenderedPageBreak/>
+        <w:drawing>
+          <wp:inline distT="0" distB="0" distL="0" distR="0" wp14:anchorId="04EDEB74" wp14:editId="366E767E">
+            <wp:extent cx="2400635" cy="3572374"/>
+            <wp:effectExtent l="0" t="0" r="0" b="9525"/>
+            <wp:docPr id="8" name="Рисунок 8"/>
+            <wp:cNvGraphicFramePr>
+              <a:graphicFrameLocks xmlns:a="http://schemas.openxmlformats.org/drawingml/2006/main" noChangeAspect="1"/>
+            </wp:cNvGraphicFramePr>
+            <a:graphic xmlns:a="http://schemas.openxmlformats.org/drawingml/2006/main">
+              <a:graphicData uri="http://schemas.openxmlformats.org/drawingml/2006/picture">
+                <pic:pic xmlns:pic="http://schemas.openxmlformats.org/drawingml/2006/picture">
+                  <pic:nvPicPr>
+                    <pic:cNvPr id="1" name=""/>
+                    <pic:cNvPicPr/>
+                  </pic:nvPicPr>
+                  <pic:blipFill>
+                    <a:blip r:embed="rId8"/>
+                    <a:stretch>
+                      <a:fillRect/>
+                    </a:stretch>
+                  </pic:blipFill>
+                  <pic:spPr>
+                    <a:xfrm>
+                      <a:off x="0" y="0"/>
+                      <a:ext cx="2400635" cy="3572374"/>
+                    </a:xfrm>
+                    <a:prstGeom prst="rect">
+                      <a:avLst/>
+                    </a:prstGeom>
+                  </pic:spPr>
+                </pic:pic>
+              </a:graphicData>
+            </a:graphic>
+          </wp:inline>
+        </w:drawing>
+      </w:r>
+    </w:p>
+    <w:p>
+      <w:pPr>
+        <w:spacing w:line="360" w:lineRule="auto"/>
+        <w:ind w:firstLine="709"/>
+        <w:jc w:val="center"/>
+        <w:rPr>
+          <w:noProof/>
+          <w:sz w:val="28"/>
+          <w:szCs w:val="28"/>
+        </w:rPr>
+      </w:pPr>
+      <w:r>
+        <w:rPr>
+          <w:noProof/>
+          <w:sz w:val="28"/>
+          <w:szCs w:val="28"/>
+        </w:rPr>
+        <w:t>Рисунок 7 – Страница «</w:t>
+      </w:r>
+      <w:r>
+        <w:rPr>
+          <w:noProof/>
+          <w:sz w:val="28"/>
+          <w:szCs w:val="28"/>
+        </w:rPr>
+        <w:t>(меню на неделю</w:t>
+      </w:r>
+      <w:r>
+        <w:rPr>
+          <w:noProof/>
+          <w:sz w:val="28"/>
+          <w:szCs w:val="28"/>
+        </w:rPr>
+        <w:t>»</w:t>
+      </w:r>
+    </w:p>
+    <w:p>
+      <w:pPr>
+        <w:spacing w:line="360" w:lineRule="auto"/>
+        <w:ind w:firstLine="709"/>
+        <w:jc w:val="center"/>
+        <w:rPr>
+          <w:noProof/>
+          <w:sz w:val="28"/>
+          <w:szCs w:val="28"/>
+        </w:rPr>
+      </w:pPr>
+      <w:r>
+        <w:rPr>
+          <w:noProof/>
+          <w:sz w:val="28"/>
+          <w:szCs w:val="28"/>
+        </w:rPr>
+        <w:drawing>
+          <wp:inline distT="0" distB="0" distL="0" distR="0" wp14:anchorId="4789DB33" wp14:editId="0EAB1683">
+            <wp:extent cx="2276793" cy="3877216"/>
+            <wp:effectExtent l="0" t="0" r="9525" b="0"/>
+            <wp:docPr id="7" name="Рисунок 7"/>
+            <wp:cNvGraphicFramePr>
+              <a:graphicFrameLocks xmlns:a="http://schemas.openxmlformats.org/drawingml/2006/main" noChangeAspect="1"/>
+            </wp:cNvGraphicFramePr>
+            <a:graphic xmlns:a="http://schemas.openxmlformats.org/drawingml/2006/main">
+              <a:graphicData uri="http://schemas.openxmlformats.org/drawingml/2006/picture">
+                <pic:pic xmlns:pic="http://schemas.openxmlformats.org/drawingml/2006/picture">
+                  <pic:nvPicPr>
+                    <pic:cNvPr id="1" name=""/>
+                    <pic:cNvPicPr/>
+                  </pic:nvPicPr>
+                  <pic:blipFill>
+                    <a:blip r:embed="rId9"/>
+                    <a:stretch>
+                      <a:fillRect/>
+                    </a:stretch>
+                  </pic:blipFill>
+                  <pic:spPr>
+                    <a:xfrm>
+                      <a:off x="0" y="0"/>
+                      <a:ext cx="2276793" cy="3877216"/>
+                    </a:xfrm>
+                    <a:prstGeom prst="rect">
+                      <a:avLst/>
+                    </a:prstGeom>
+                  </pic:spPr>
+                </pic:pic>
+              </a:graphicData>
+            </a:graphic>
+          </wp:inline>
+        </w:drawing>
+      </w:r>
+    </w:p>
+    <w:p>
+      <w:pPr>
+        <w:spacing w:line="360" w:lineRule="auto"/>
+        <w:ind w:firstLine="709"/>
+        <w:jc w:val="center"/>
+        <w:rPr>
+          <w:noProof/>
+          <w:sz w:val="28"/>
+          <w:szCs w:val="28"/>
+        </w:rPr>
+      </w:pPr>
+      <w:r>
+        <w:rPr>
+          <w:noProof/>
+          <w:sz w:val="28"/>
+          <w:szCs w:val="28"/>
+        </w:rPr>
+        <w:t xml:space="preserve">Рисунок </w:t>
+      </w:r>
+      <w:r>
+        <w:rPr>
+          <w:noProof/>
+          <w:sz w:val="28"/>
+          <w:szCs w:val="28"/>
+        </w:rPr>
+        <w:t>8</w:t>
+      </w:r>
+      <w:r>
+        <w:rPr>
+          <w:noProof/>
+          <w:sz w:val="28"/>
+          <w:szCs w:val="28"/>
+        </w:rPr>
+        <w:t xml:space="preserve"> – Страница «</w:t>
+      </w:r>
+      <w:r>
+        <w:rPr>
+          <w:noProof/>
+          <w:sz w:val="28"/>
+          <w:szCs w:val="28"/>
+        </w:rPr>
+        <w:t>(</w:t>
+      </w:r>
+      <w:r>
+        <w:rPr>
+          <w:noProof/>
+          <w:sz w:val="28"/>
+          <w:szCs w:val="28"/>
+        </w:rPr>
+        <w:t>Карточка рецепта</w:t>
+      </w:r>
+      <w:r>
+        <w:rPr>
+          <w:noProof/>
+          <w:sz w:val="28"/>
+          <w:szCs w:val="28"/>
+        </w:rPr>
+        <w:t>»</w:t>
+      </w:r>
+    </w:p>
+    <w:p>
+      <w:pPr>
+        <w:spacing w:line="360" w:lineRule="auto"/>
+        <w:ind w:firstLine="709"/>
+        <w:jc w:val="both"/>
+        <w:rPr>
+          <w:noProof/>
+          <w:sz w:val="28"/>
+          <w:szCs w:val="28"/>
+        </w:rPr>
+      </w:pPr>
+    </w:p>
+    <w:p>
+      <w:pPr>
+        <w:spacing w:line="360" w:lineRule="auto"/>
+        <w:ind w:firstLine="709"/>
+        <w:jc w:val="both"/>
+        <w:rPr>
+          <w:sz w:val="28"/>
+          <w:szCs w:val="28"/>
         </w:rPr>
       </w:pPr>
     </w:p>
@@ -3226,7 +3401,6 @@
   <w:style w:type="character" w:default="1" w:styleId="a0">
     <w:name w:val="Default Paragraph Font"/>
     <w:uiPriority w:val="1"/>
-    <w:semiHidden/>
     <w:unhideWhenUsed/>
   </w:style>
   <w:style w:type="table" w:default="1" w:styleId="a1">
